--- a/Docs/Documentacao-Lavinia-Braulio.docx
+++ b/Docs/Documentacao-Lavinia-Braulio.docx
@@ -242,14 +242,16 @@
         </w:rPr>
         <w:br/>
       </w:r>
+      <w:proofErr w:type="spellStart"/>
       <w:r>
         <w:rPr>
           <w:rFonts w:cs="Arial"/>
           <w:sz w:val="28"/>
           <w:szCs w:val="28"/>
         </w:rPr>
-        <w:t>Nome do seu projeto</w:t>
-      </w:r>
+        <w:t>EcoTrânsito</w:t>
+      </w:r>
+      <w:proofErr w:type="spellEnd"/>
       <w:r>
         <w:rPr>
           <w:rFonts w:cs="Arial"/>
@@ -1401,19 +1403,20 @@
         <w:jc w:val="both"/>
       </w:pPr>
       <w:r>
-        <w:t>Descreva o problema....</w:t>
+        <w:t>A cidade de São Paulo enfrenta vários problemas no trânsito todos os dias, como congestionamentos, semáforos que não funcionam direito, lâmpadas queimadas e falta de manutenção. Além disso, o controle do fluxo de carros muitas vezes não é eficiente, o que acaba piorando ainda mais a situação.</w:t>
       </w:r>
       <w:r>
         <w:t xml:space="preserve"> </w:t>
       </w:r>
       <w:r>
-        <w:t>(lembre-se que o exemplo do notion pode estar superficial, a ideia é ajudar vocês a desenvolver a documentação, para finalizar, todo o texto é de forma discursiva e com suas palavras).</w:t>
-      </w:r>
-    </w:p>
-    <w:p>
-      <w:pPr>
-        <w:jc w:val="both"/>
-      </w:pPr>
+        <w:t>Pensando nisso, a proposta deste projeto é desenvolver um semáforo inteligente, que consiga controlar melhor o trânsito em um cruzamento, levando em consideração uma via principal e uma via secundária.</w:t>
+      </w:r>
+      <w:r>
+        <w:t xml:space="preserve"> </w:t>
+      </w:r>
+      <w:r>
+        <w:t>Nesta primeira etapa (Sprint 1), o foco não é criar o código ainda, mas sim planejar como essa solução vai funcionar tecnicamente ao longo do projeto.</w:t>
+      </w:r>
     </w:p>
     <w:p>
       <w:pPr>
@@ -1446,19 +1449,45 @@
         <w:jc w:val="both"/>
       </w:pPr>
       <w:r>
-        <w:t>Descreve o objetivo do projeto, lembre de utilizar o nome criado por você...</w:t>
+        <w:t xml:space="preserve">O projeto </w:t>
+      </w:r>
+      <w:proofErr w:type="spellStart"/>
+      <w:r>
+        <w:t>EcoTrânsito</w:t>
+      </w:r>
+      <w:proofErr w:type="spellEnd"/>
+      <w:r>
+        <w:t xml:space="preserve"> tem como objetivo desenvolver um semáforo inteligente para melhorar o </w:t>
+      </w:r>
+      <w:r>
+        <w:t>congestionamento</w:t>
+      </w:r>
+      <w:r>
+        <w:t xml:space="preserve"> de veículos em cruzamentos, tornando o trânsito mais organizado e seguro.</w:t>
       </w:r>
       <w:r>
         <w:t xml:space="preserve"> </w:t>
       </w:r>
       <w:r>
-        <w:t>(lembre-se que o exemplo do notion pode estar superficial, a ideia é ajudar vocês a desenvolver a documentação, para finalizar, todo o texto é de forma discursiva e com suas palavras).</w:t>
-      </w:r>
-    </w:p>
-    <w:p>
-      <w:pPr>
-        <w:jc w:val="both"/>
-      </w:pPr>
+        <w:t>Como solução, será criado um sistema que controla dois semáforos (via principal e secundária), alternando as cores de forma correta para evitar conflitos. O projeto será desenvolvido na linguagem C, escolhida por ser eficiente e ideal para trabalhar lógica de programação, utilizando o sistema operacional Windows 11 com apoio d</w:t>
+      </w:r>
+      <w:r>
+        <w:t>a ferramenta</w:t>
+      </w:r>
+      <w:r>
+        <w:t xml:space="preserve"> Visual Studio </w:t>
+      </w:r>
+      <w:proofErr w:type="spellStart"/>
+      <w:r>
+        <w:t>Cod</w:t>
+      </w:r>
+      <w:r>
+        <w:t>e</w:t>
+      </w:r>
+      <w:proofErr w:type="spellEnd"/>
+      <w:r>
+        <w:t xml:space="preserve">. </w:t>
+      </w:r>
     </w:p>
     <w:p>
       <w:pPr>
@@ -1491,8 +1520,30 @@
         <w:jc w:val="both"/>
       </w:pPr>
       <w:r>
-        <w:t>Descreva a solução proposta (lembre-se que o exemplo do notion pode estar superficial, a ideia é ajudar vocês a desenvolver a documentação, para finalizar, todo o texto é de forma discursiva e com suas palavras).</w:t>
-      </w:r>
+        <w:t xml:space="preserve">A solução proposta no projeto </w:t>
+      </w:r>
+      <w:proofErr w:type="spellStart"/>
+      <w:r>
+        <w:t>EcoTrânsito</w:t>
+      </w:r>
+      <w:proofErr w:type="spellEnd"/>
+      <w:r>
+        <w:t xml:space="preserve"> será o desenvolvimento de um sistema de semáforo inteligente que funcionará como uma simulação no computador, controlando dois semáforos em um cruzamento</w:t>
+      </w:r>
+      <w:r>
+        <w:t>,</w:t>
+      </w:r>
+      <w:r>
+        <w:t xml:space="preserve"> um para a via principal, que possui maior fluxo de veículos, e outro para a via secundária, com menor movimento. O sistema irá funcionar por meio da alternância das cores verde, amarelo e vermelho, onde a via principal terá mais tempo de sinal verde justamente por concentrar uma maior quantidade de carros, o que ajuda a evitar congestionamentos e reduzir o tempo de espera. Já a via secundária terá um tempo menor de sinal verde, pois apresenta menos movimento, permitindo um melhor equilíbrio no controle do trânsito. Além disso, o programa será desenvolvido de forma que nunca permita que as duas vias fiquem com o sinal verde ao mesmo tempo, evitando conflitos e reduzindo o risco de acidentes, tornando o trânsito mais seguro e eficiente.</w:t>
+      </w:r>
+      <w:r>
+        <w:t xml:space="preserve"> </w:t>
+      </w:r>
+    </w:p>
+    <w:p>
+      <w:pPr>
+        <w:jc w:val="both"/>
+      </w:pPr>
     </w:p>
     <w:p>
       <w:pPr>
@@ -1517,6 +1568,7 @@
           <w:b/>
           <w:bCs/>
         </w:rPr>
+        <w:lastRenderedPageBreak/>
         <w:t>Funcionamento</w:t>
       </w:r>
     </w:p>
@@ -1525,12 +1577,702 @@
         <w:jc w:val="both"/>
       </w:pPr>
       <w:r>
-        <w:t xml:space="preserve">Descreva o funcionamento (discursiva), na sequencia pode usar a sequência mínima esperada (opcional), o uso da tabela é </w:t>
-      </w:r>
-      <w:r>
-        <w:t>obrigatório. (lembre-se que o exemplo do notion pode estar superficial, a ideia é ajudar vocês a desenvolver a documentação, para finalizar, todo o texto é de forma discursiva e com suas palavras).</w:t>
-      </w:r>
-    </w:p>
+        <w:t>O funcionamento do</w:t>
+      </w:r>
+      <w:r>
+        <w:t xml:space="preserve"> meu projeto</w:t>
+      </w:r>
+      <w:r>
+        <w:t xml:space="preserve"> </w:t>
+      </w:r>
+      <w:proofErr w:type="spellStart"/>
+      <w:r>
+        <w:t>EcoTrânsito</w:t>
+      </w:r>
+      <w:proofErr w:type="spellEnd"/>
+      <w:r>
+        <w:t xml:space="preserve"> </w:t>
+      </w:r>
+      <w:r>
+        <w:t>vai acontecer</w:t>
+      </w:r>
+      <w:r>
+        <w:t xml:space="preserve"> em um ciclo contínuo entre as duas vias. Primeiro, a via principal fica com o sinal verde por 2 minutos, enquanto a via secundária fica no vermelho. Depois, a via principal muda para amarelo por 30 segundos e, em seguida, ambas ficam no vermelho por 10 segundos para segurança. Após isso, a via secundária recebe o sinal verde por 1 minuto, depois muda para amarelo por 30 segundos e novamente as duas ficam no vermelho por 10 segundos. Ao final, o ciclo recomeça, voltando para a via principal.</w:t>
+      </w:r>
+    </w:p>
+    <w:p>
+      <w:pPr>
+        <w:jc w:val="both"/>
+      </w:pPr>
+    </w:p>
+    <w:tbl>
+      <w:tblPr>
+        <w:tblStyle w:val="Tabelacomgrade"/>
+        <w:tblW w:w="9604" w:type="dxa"/>
+        <w:tblLook w:val="04A0" w:firstRow="1" w:lastRow="0" w:firstColumn="1" w:lastColumn="0" w:noHBand="0" w:noVBand="1"/>
+      </w:tblPr>
+      <w:tblGrid>
+        <w:gridCol w:w="1555"/>
+        <w:gridCol w:w="1555"/>
+        <w:gridCol w:w="1555"/>
+        <w:gridCol w:w="1555"/>
+        <w:gridCol w:w="3384"/>
+      </w:tblGrid>
+      <w:tr>
+        <w:trPr>
+          <w:trHeight w:val="799"/>
+        </w:trPr>
+        <w:tc>
+          <w:tcPr>
+            <w:tcW w:w="1555" w:type="dxa"/>
+          </w:tcPr>
+          <w:p>
+            <w:pPr>
+              <w:ind w:firstLine="0"/>
+              <w:rPr>
+                <w:b/>
+                <w:bCs/>
+              </w:rPr>
+            </w:pPr>
+            <w:r>
+              <w:rPr>
+                <w:b/>
+                <w:bCs/>
+              </w:rPr>
+              <w:t>Etapa</w:t>
+            </w:r>
+          </w:p>
+        </w:tc>
+        <w:tc>
+          <w:tcPr>
+            <w:tcW w:w="1555" w:type="dxa"/>
+          </w:tcPr>
+          <w:p>
+            <w:pPr>
+              <w:ind w:firstLine="0"/>
+              <w:rPr>
+                <w:b/>
+                <w:bCs/>
+              </w:rPr>
+            </w:pPr>
+            <w:r>
+              <w:rPr>
+                <w:b/>
+                <w:bCs/>
+              </w:rPr>
+              <w:t>Via principal</w:t>
+            </w:r>
+          </w:p>
+        </w:tc>
+        <w:tc>
+          <w:tcPr>
+            <w:tcW w:w="1555" w:type="dxa"/>
+          </w:tcPr>
+          <w:p>
+            <w:pPr>
+              <w:ind w:firstLine="0"/>
+              <w:rPr>
+                <w:b/>
+                <w:bCs/>
+              </w:rPr>
+            </w:pPr>
+            <w:r>
+              <w:rPr>
+                <w:b/>
+                <w:bCs/>
+              </w:rPr>
+              <w:t>Via</w:t>
+            </w:r>
+            <w:r>
+              <w:rPr>
+                <w:b/>
+                <w:bCs/>
+              </w:rPr>
+              <w:t xml:space="preserve"> </w:t>
+            </w:r>
+            <w:r>
+              <w:rPr>
+                <w:b/>
+                <w:bCs/>
+              </w:rPr>
+              <w:t>secundária</w:t>
+            </w:r>
+          </w:p>
+        </w:tc>
+        <w:tc>
+          <w:tcPr>
+            <w:tcW w:w="1555" w:type="dxa"/>
+          </w:tcPr>
+          <w:p>
+            <w:pPr>
+              <w:ind w:firstLine="0"/>
+              <w:jc w:val="both"/>
+              <w:rPr>
+                <w:b/>
+                <w:bCs/>
+              </w:rPr>
+            </w:pPr>
+            <w:r>
+              <w:rPr>
+                <w:b/>
+                <w:bCs/>
+              </w:rPr>
+              <w:t>Tempo</w:t>
+            </w:r>
+          </w:p>
+        </w:tc>
+        <w:tc>
+          <w:tcPr>
+            <w:tcW w:w="3384" w:type="dxa"/>
+          </w:tcPr>
+          <w:p>
+            <w:pPr>
+              <w:ind w:firstLine="0"/>
+              <w:jc w:val="both"/>
+              <w:rPr>
+                <w:b/>
+                <w:bCs/>
+              </w:rPr>
+            </w:pPr>
+            <w:r>
+              <w:rPr>
+                <w:b/>
+                <w:bCs/>
+              </w:rPr>
+              <w:t>Descrição</w:t>
+            </w:r>
+          </w:p>
+        </w:tc>
+      </w:tr>
+      <w:tr>
+        <w:trPr>
+          <w:trHeight w:val="386"/>
+        </w:trPr>
+        <w:tc>
+          <w:tcPr>
+            <w:tcW w:w="1555" w:type="dxa"/>
+          </w:tcPr>
+          <w:p>
+            <w:pPr>
+              <w:ind w:firstLine="0"/>
+              <w:jc w:val="both"/>
+            </w:pPr>
+            <w:r>
+              <w:t>1</w:t>
+            </w:r>
+          </w:p>
+        </w:tc>
+        <w:tc>
+          <w:tcPr>
+            <w:tcW w:w="1555" w:type="dxa"/>
+          </w:tcPr>
+          <w:p>
+            <w:pPr>
+              <w:ind w:firstLine="0"/>
+              <w:jc w:val="both"/>
+            </w:pPr>
+            <w:r>
+              <w:t>Verde</w:t>
+            </w:r>
+          </w:p>
+        </w:tc>
+        <w:tc>
+          <w:tcPr>
+            <w:tcW w:w="1555" w:type="dxa"/>
+          </w:tcPr>
+          <w:p>
+            <w:pPr>
+              <w:ind w:firstLine="0"/>
+              <w:jc w:val="both"/>
+            </w:pPr>
+            <w:r>
+              <w:t>Vermelho</w:t>
+            </w:r>
+          </w:p>
+        </w:tc>
+        <w:tc>
+          <w:tcPr>
+            <w:tcW w:w="1555" w:type="dxa"/>
+          </w:tcPr>
+          <w:p>
+            <w:pPr>
+              <w:ind w:firstLine="0"/>
+              <w:jc w:val="both"/>
+            </w:pPr>
+            <w:r>
+              <w:t>2 min</w:t>
+            </w:r>
+          </w:p>
+        </w:tc>
+        <w:tc>
+          <w:tcPr>
+            <w:tcW w:w="3384" w:type="dxa"/>
+          </w:tcPr>
+          <w:p>
+            <w:pPr>
+              <w:ind w:firstLine="0"/>
+              <w:jc w:val="both"/>
+            </w:pPr>
+            <w:r>
+              <w:t>Via principal liberada.</w:t>
+            </w:r>
+          </w:p>
+        </w:tc>
+      </w:tr>
+      <w:tr>
+        <w:trPr>
+          <w:trHeight w:val="399"/>
+        </w:trPr>
+        <w:tc>
+          <w:tcPr>
+            <w:tcW w:w="1555" w:type="dxa"/>
+          </w:tcPr>
+          <w:p>
+            <w:pPr>
+              <w:ind w:firstLine="0"/>
+              <w:jc w:val="both"/>
+            </w:pPr>
+            <w:r>
+              <w:t>2</w:t>
+            </w:r>
+          </w:p>
+        </w:tc>
+        <w:tc>
+          <w:tcPr>
+            <w:tcW w:w="1555" w:type="dxa"/>
+          </w:tcPr>
+          <w:p>
+            <w:pPr>
+              <w:ind w:firstLine="0"/>
+              <w:jc w:val="both"/>
+            </w:pPr>
+            <w:r>
+              <w:t>Amarelo</w:t>
+            </w:r>
+          </w:p>
+        </w:tc>
+        <w:tc>
+          <w:tcPr>
+            <w:tcW w:w="1555" w:type="dxa"/>
+          </w:tcPr>
+          <w:p>
+            <w:pPr>
+              <w:ind w:firstLine="0"/>
+              <w:jc w:val="both"/>
+            </w:pPr>
+            <w:r>
+              <w:t>Vermelho</w:t>
+            </w:r>
+          </w:p>
+        </w:tc>
+        <w:tc>
+          <w:tcPr>
+            <w:tcW w:w="1555" w:type="dxa"/>
+          </w:tcPr>
+          <w:p>
+            <w:pPr>
+              <w:ind w:firstLine="0"/>
+              <w:jc w:val="both"/>
+            </w:pPr>
+            <w:r>
+              <w:t>30 s</w:t>
+            </w:r>
+          </w:p>
+        </w:tc>
+        <w:tc>
+          <w:tcPr>
+            <w:tcW w:w="3384" w:type="dxa"/>
+          </w:tcPr>
+          <w:p>
+            <w:pPr>
+              <w:ind w:firstLine="0"/>
+              <w:jc w:val="both"/>
+            </w:pPr>
+            <w:r>
+              <w:t>Atenção</w:t>
+            </w:r>
+            <w:r>
+              <w:t xml:space="preserve"> </w:t>
+            </w:r>
+            <w:r>
+              <w:t>na via principal.</w:t>
+            </w:r>
+          </w:p>
+        </w:tc>
+      </w:tr>
+      <w:tr>
+        <w:trPr>
+          <w:trHeight w:val="399"/>
+        </w:trPr>
+        <w:tc>
+          <w:tcPr>
+            <w:tcW w:w="1555" w:type="dxa"/>
+          </w:tcPr>
+          <w:p>
+            <w:pPr>
+              <w:ind w:firstLine="0"/>
+              <w:jc w:val="both"/>
+            </w:pPr>
+            <w:r>
+              <w:t>3</w:t>
+            </w:r>
+          </w:p>
+        </w:tc>
+        <w:tc>
+          <w:tcPr>
+            <w:tcW w:w="1555" w:type="dxa"/>
+          </w:tcPr>
+          <w:p>
+            <w:pPr>
+              <w:ind w:firstLine="0"/>
+              <w:jc w:val="both"/>
+            </w:pPr>
+            <w:r>
+              <w:t>Vermelho</w:t>
+            </w:r>
+          </w:p>
+        </w:tc>
+        <w:tc>
+          <w:tcPr>
+            <w:tcW w:w="1555" w:type="dxa"/>
+          </w:tcPr>
+          <w:p>
+            <w:pPr>
+              <w:ind w:firstLine="0"/>
+              <w:jc w:val="both"/>
+            </w:pPr>
+            <w:r>
+              <w:t>Vermelho</w:t>
+            </w:r>
+          </w:p>
+        </w:tc>
+        <w:tc>
+          <w:tcPr>
+            <w:tcW w:w="1555" w:type="dxa"/>
+          </w:tcPr>
+          <w:p>
+            <w:pPr>
+              <w:ind w:firstLine="0"/>
+              <w:jc w:val="both"/>
+            </w:pPr>
+            <w:r>
+              <w:t>10 s</w:t>
+            </w:r>
+          </w:p>
+        </w:tc>
+        <w:tc>
+          <w:tcPr>
+            <w:tcW w:w="3384" w:type="dxa"/>
+          </w:tcPr>
+          <w:p>
+            <w:pPr>
+              <w:ind w:firstLine="0"/>
+              <w:jc w:val="both"/>
+            </w:pPr>
+            <w:r>
+              <w:t>Intervalo de segurança.</w:t>
+            </w:r>
+          </w:p>
+        </w:tc>
+      </w:tr>
+      <w:tr>
+        <w:trPr>
+          <w:trHeight w:val="437"/>
+        </w:trPr>
+        <w:tc>
+          <w:tcPr>
+            <w:tcW w:w="1555" w:type="dxa"/>
+          </w:tcPr>
+          <w:p>
+            <w:pPr>
+              <w:ind w:firstLine="0"/>
+              <w:jc w:val="both"/>
+            </w:pPr>
+            <w:r>
+              <w:t>4</w:t>
+            </w:r>
+          </w:p>
+        </w:tc>
+        <w:tc>
+          <w:tcPr>
+            <w:tcW w:w="1555" w:type="dxa"/>
+          </w:tcPr>
+          <w:p>
+            <w:pPr>
+              <w:ind w:firstLine="0"/>
+              <w:jc w:val="both"/>
+            </w:pPr>
+            <w:r>
+              <w:t>Vermelho</w:t>
+            </w:r>
+          </w:p>
+        </w:tc>
+        <w:tc>
+          <w:tcPr>
+            <w:tcW w:w="1555" w:type="dxa"/>
+          </w:tcPr>
+          <w:p>
+            <w:pPr>
+              <w:ind w:firstLine="0"/>
+              <w:jc w:val="both"/>
+            </w:pPr>
+            <w:r>
+              <w:t>Verde</w:t>
+            </w:r>
+          </w:p>
+        </w:tc>
+        <w:tc>
+          <w:tcPr>
+            <w:tcW w:w="1555" w:type="dxa"/>
+          </w:tcPr>
+          <w:p>
+            <w:pPr>
+              <w:ind w:firstLine="0"/>
+              <w:jc w:val="both"/>
+            </w:pPr>
+            <w:r>
+              <w:t>1 min</w:t>
+            </w:r>
+          </w:p>
+        </w:tc>
+        <w:tc>
+          <w:tcPr>
+            <w:tcW w:w="3384" w:type="dxa"/>
+          </w:tcPr>
+          <w:p>
+            <w:pPr>
+              <w:ind w:firstLine="0"/>
+              <w:jc w:val="both"/>
+            </w:pPr>
+            <w:r>
+              <w:t>Atenção na via secundária.</w:t>
+            </w:r>
+          </w:p>
+        </w:tc>
+      </w:tr>
+      <w:tr>
+        <w:trPr>
+          <w:trHeight w:val="477"/>
+        </w:trPr>
+        <w:tc>
+          <w:tcPr>
+            <w:tcW w:w="1555" w:type="dxa"/>
+          </w:tcPr>
+          <w:p>
+            <w:pPr>
+              <w:ind w:firstLine="0"/>
+              <w:jc w:val="both"/>
+            </w:pPr>
+            <w:r>
+              <w:t>5</w:t>
+            </w:r>
+          </w:p>
+        </w:tc>
+        <w:tc>
+          <w:tcPr>
+            <w:tcW w:w="1555" w:type="dxa"/>
+          </w:tcPr>
+          <w:p>
+            <w:pPr>
+              <w:ind w:firstLine="0"/>
+              <w:jc w:val="both"/>
+            </w:pPr>
+            <w:r>
+              <w:t>Vermelho</w:t>
+            </w:r>
+          </w:p>
+        </w:tc>
+        <w:tc>
+          <w:tcPr>
+            <w:tcW w:w="1555" w:type="dxa"/>
+          </w:tcPr>
+          <w:p>
+            <w:pPr>
+              <w:ind w:firstLine="0"/>
+              <w:jc w:val="both"/>
+            </w:pPr>
+            <w:r>
+              <w:t>Amarelo</w:t>
+            </w:r>
+          </w:p>
+        </w:tc>
+        <w:tc>
+          <w:tcPr>
+            <w:tcW w:w="1555" w:type="dxa"/>
+          </w:tcPr>
+          <w:p>
+            <w:pPr>
+              <w:ind w:firstLine="0"/>
+              <w:jc w:val="both"/>
+            </w:pPr>
+            <w:r>
+              <w:t>30 s</w:t>
+            </w:r>
+          </w:p>
+        </w:tc>
+        <w:tc>
+          <w:tcPr>
+            <w:tcW w:w="3384" w:type="dxa"/>
+          </w:tcPr>
+          <w:p>
+            <w:pPr>
+              <w:ind w:firstLine="0"/>
+              <w:jc w:val="both"/>
+            </w:pPr>
+            <w:r>
+              <w:t>Atenção na via secundária.</w:t>
+            </w:r>
+          </w:p>
+        </w:tc>
+      </w:tr>
+      <w:tr>
+        <w:trPr>
+          <w:trHeight w:val="359"/>
+        </w:trPr>
+        <w:tc>
+          <w:tcPr>
+            <w:tcW w:w="1555" w:type="dxa"/>
+          </w:tcPr>
+          <w:p>
+            <w:pPr>
+              <w:ind w:firstLine="0"/>
+              <w:jc w:val="both"/>
+            </w:pPr>
+            <w:r>
+              <w:t>6</w:t>
+            </w:r>
+          </w:p>
+        </w:tc>
+        <w:tc>
+          <w:tcPr>
+            <w:tcW w:w="1555" w:type="dxa"/>
+          </w:tcPr>
+          <w:p>
+            <w:pPr>
+              <w:ind w:firstLine="0"/>
+              <w:jc w:val="both"/>
+            </w:pPr>
+            <w:r>
+              <w:t>Vermelho</w:t>
+            </w:r>
+          </w:p>
+        </w:tc>
+        <w:tc>
+          <w:tcPr>
+            <w:tcW w:w="1555" w:type="dxa"/>
+          </w:tcPr>
+          <w:p>
+            <w:pPr>
+              <w:ind w:firstLine="0"/>
+              <w:jc w:val="both"/>
+            </w:pPr>
+            <w:r>
+              <w:t>Vermelho</w:t>
+            </w:r>
+          </w:p>
+        </w:tc>
+        <w:tc>
+          <w:tcPr>
+            <w:tcW w:w="1555" w:type="dxa"/>
+          </w:tcPr>
+          <w:p>
+            <w:pPr>
+              <w:ind w:firstLine="0"/>
+              <w:jc w:val="both"/>
+            </w:pPr>
+            <w:r>
+              <w:t>10 s</w:t>
+            </w:r>
+          </w:p>
+        </w:tc>
+        <w:tc>
+          <w:tcPr>
+            <w:tcW w:w="3384" w:type="dxa"/>
+          </w:tcPr>
+          <w:p>
+            <w:pPr>
+              <w:ind w:firstLine="0"/>
+              <w:jc w:val="both"/>
+            </w:pPr>
+            <w:r>
+              <w:t>Intervalo de segurança</w:t>
+            </w:r>
+          </w:p>
+        </w:tc>
+      </w:tr>
+      <w:tr>
+        <w:trPr>
+          <w:trHeight w:val="244"/>
+        </w:trPr>
+        <w:tc>
+          <w:tcPr>
+            <w:tcW w:w="1555" w:type="dxa"/>
+          </w:tcPr>
+          <w:p>
+            <w:pPr>
+              <w:ind w:firstLine="0"/>
+              <w:jc w:val="both"/>
+            </w:pPr>
+            <w:r>
+              <w:t>7</w:t>
+            </w:r>
+          </w:p>
+        </w:tc>
+        <w:tc>
+          <w:tcPr>
+            <w:tcW w:w="1555" w:type="dxa"/>
+          </w:tcPr>
+          <w:p>
+            <w:pPr>
+              <w:ind w:firstLine="0"/>
+              <w:jc w:val="both"/>
+            </w:pPr>
+            <w:r>
+              <w:t>Verde</w:t>
+            </w:r>
+          </w:p>
+        </w:tc>
+        <w:tc>
+          <w:tcPr>
+            <w:tcW w:w="1555" w:type="dxa"/>
+          </w:tcPr>
+          <w:p>
+            <w:pPr>
+              <w:ind w:firstLine="0"/>
+              <w:jc w:val="both"/>
+            </w:pPr>
+            <w:r>
+              <w:t>Vermelho</w:t>
+            </w:r>
+          </w:p>
+        </w:tc>
+        <w:tc>
+          <w:tcPr>
+            <w:tcW w:w="1555" w:type="dxa"/>
+          </w:tcPr>
+          <w:p>
+            <w:pPr>
+              <w:ind w:firstLine="0"/>
+              <w:jc w:val="both"/>
+            </w:pPr>
+          </w:p>
+        </w:tc>
+        <w:tc>
+          <w:tcPr>
+            <w:tcW w:w="3384" w:type="dxa"/>
+          </w:tcPr>
+          <w:p>
+            <w:pPr>
+              <w:ind w:firstLine="0"/>
+              <w:jc w:val="both"/>
+            </w:pPr>
+            <w:r>
+              <w:t>Ciclo reinicia.</w:t>
+            </w:r>
+          </w:p>
+        </w:tc>
+      </w:tr>
+    </w:tbl>
     <w:p>
       <w:pPr>
         <w:jc w:val="both"/>
@@ -1568,21 +2310,35 @@
     </w:p>
     <w:p>
       <w:pPr>
-        <w:jc w:val="both"/>
-      </w:pPr>
-      <w:r>
-        <w:t>Descreva o que é requisito do sistema e dê exemplos sem identificar requisitos funcionais e não funcionais.</w:t>
-      </w:r>
-      <w:r>
-        <w:t xml:space="preserve"> </w:t>
-      </w:r>
-      <w:r>
-        <w:t>(lembre-se que o exemplo do notion pode estar superficial, a ideia é ajudar vocês a desenvolver a documentação, para finalizar, todo o texto é de forma discursiva e com suas palavras).</w:t>
-      </w:r>
-    </w:p>
-    <w:p>
-      <w:pPr>
-        <w:jc w:val="both"/>
+        <w:ind w:firstLine="0"/>
+        <w:jc w:val="both"/>
+        <w:rPr>
+          <w:b/>
+          <w:bCs/>
+        </w:rPr>
+      </w:pPr>
+      <w:r>
+        <w:rPr>
+          <w:b/>
+          <w:bCs/>
+        </w:rPr>
+        <w:t xml:space="preserve">             </w:t>
+      </w:r>
+      <w:r>
+        <w:t>O</w:t>
+      </w:r>
+      <w:r>
+        <w:t xml:space="preserve"> sistema deve controlar as cores dos semáforos (verde, amarelo e vermelho), respeitando o tempo definido para cada sinal. Deve realizar a alternância entre a via principal e a via secundária de forma organizada, garantindo que apenas uma via fique liberada por vez. O sistema também precisa manter um ciclo contínuo de funcionamento, seguindo a sequência correta dos sinais, além de considerar que a via principal terá mais tempo de sinal verde do que a via secundária.</w:t>
+      </w:r>
+    </w:p>
+    <w:p>
+      <w:pPr>
+        <w:ind w:firstLine="0"/>
+        <w:jc w:val="both"/>
+        <w:rPr>
+          <w:b/>
+          <w:bCs/>
+        </w:rPr>
       </w:pPr>
     </w:p>
     <w:p>
@@ -1625,13 +2381,414 @@
         <w:jc w:val="both"/>
       </w:pPr>
       <w:r>
-        <w:t xml:space="preserve">Descreva o que é requisitos funcionais (discursiva) de um sistema e utilize a tabela do notion (obrigatório), faça as alterações que julgar necessário. (lembre-se </w:t>
+        <w:t xml:space="preserve">Os requisitos funcionais são tudo aquilo que o sistema deve fazer na prática, ou seja, as ações e funções que ele precisa executar para cumprir seu objetivo. Eles descrevem o comportamento do sistema, mostrando como ele deve reagir em determinadas situações. No projeto </w:t>
+      </w:r>
+      <w:proofErr w:type="spellStart"/>
+      <w:r>
+        <w:t>EcoTrânsito</w:t>
+      </w:r>
+      <w:proofErr w:type="spellEnd"/>
+      <w:r>
+        <w:t xml:space="preserve">, os requisitos funcionais estão </w:t>
       </w:r>
       <w:r>
         <w:lastRenderedPageBreak/>
-        <w:t>que o exemplo do notion pode estar superficial, a ideia é ajudar vocês a desenvolver a documentação, para finalizar, todo o texto é de forma discursiva e com suas palavras).</w:t>
-      </w:r>
-    </w:p>
+        <w:t>relacionados ao funcionamento do semáforo inteligente, garantindo que ele controle corretamente o trânsito no cruzamento.</w:t>
+      </w:r>
+      <w:r>
+        <w:t xml:space="preserve"> </w:t>
+      </w:r>
+    </w:p>
+    <w:p>
+      <w:pPr>
+        <w:jc w:val="both"/>
+      </w:pPr>
+    </w:p>
+    <w:tbl>
+      <w:tblPr>
+        <w:tblStyle w:val="Tabelacomgrade"/>
+        <w:tblW w:w="0" w:type="auto"/>
+        <w:tblLook w:val="04A0" w:firstRow="1" w:lastRow="0" w:firstColumn="1" w:lastColumn="0" w:noHBand="0" w:noVBand="1"/>
+      </w:tblPr>
+      <w:tblGrid>
+        <w:gridCol w:w="1838"/>
+        <w:gridCol w:w="7223"/>
+      </w:tblGrid>
+      <w:tr>
+        <w:trPr>
+          <w:trHeight w:val="736"/>
+        </w:trPr>
+        <w:tc>
+          <w:tcPr>
+            <w:tcW w:w="1838" w:type="dxa"/>
+          </w:tcPr>
+          <w:p>
+            <w:pPr>
+              <w:ind w:firstLine="0"/>
+              <w:jc w:val="both"/>
+              <w:rPr>
+                <w:b/>
+                <w:bCs/>
+              </w:rPr>
+            </w:pPr>
+            <w:r>
+              <w:rPr>
+                <w:b/>
+                <w:bCs/>
+              </w:rPr>
+              <w:t>Código</w:t>
+            </w:r>
+          </w:p>
+        </w:tc>
+        <w:tc>
+          <w:tcPr>
+            <w:tcW w:w="7223" w:type="dxa"/>
+          </w:tcPr>
+          <w:p>
+            <w:pPr>
+              <w:ind w:firstLine="0"/>
+              <w:jc w:val="both"/>
+              <w:rPr>
+                <w:b/>
+                <w:bCs/>
+              </w:rPr>
+            </w:pPr>
+            <w:r>
+              <w:rPr>
+                <w:b/>
+                <w:bCs/>
+              </w:rPr>
+              <w:t>Requisito funcional</w:t>
+            </w:r>
+          </w:p>
+        </w:tc>
+      </w:tr>
+      <w:tr>
+        <w:tc>
+          <w:tcPr>
+            <w:tcW w:w="1838" w:type="dxa"/>
+          </w:tcPr>
+          <w:p>
+            <w:pPr>
+              <w:ind w:firstLine="0"/>
+              <w:jc w:val="both"/>
+            </w:pPr>
+            <w:r>
+              <w:t>RF01</w:t>
+            </w:r>
+          </w:p>
+        </w:tc>
+        <w:tc>
+          <w:tcPr>
+            <w:tcW w:w="7223" w:type="dxa"/>
+          </w:tcPr>
+          <w:p>
+            <w:pPr>
+              <w:ind w:firstLine="0"/>
+              <w:jc w:val="both"/>
+            </w:pPr>
+            <w:r>
+              <w:t>O sistema deverá controlar o sinal verde da via principal.</w:t>
+            </w:r>
+          </w:p>
+        </w:tc>
+      </w:tr>
+      <w:tr>
+        <w:tc>
+          <w:tcPr>
+            <w:tcW w:w="1838" w:type="dxa"/>
+          </w:tcPr>
+          <w:p>
+            <w:pPr>
+              <w:ind w:firstLine="0"/>
+              <w:jc w:val="both"/>
+            </w:pPr>
+            <w:r>
+              <w:t>RF02</w:t>
+            </w:r>
+          </w:p>
+        </w:tc>
+        <w:tc>
+          <w:tcPr>
+            <w:tcW w:w="7223" w:type="dxa"/>
+          </w:tcPr>
+          <w:p>
+            <w:pPr>
+              <w:spacing w:line="240" w:lineRule="auto"/>
+              <w:ind w:firstLine="0"/>
+              <w:jc w:val="both"/>
+              <w:rPr>
+                <w:rFonts w:ascii="Times New Roman" w:hAnsi="Times New Roman"/>
+              </w:rPr>
+            </w:pPr>
+            <w:r>
+              <w:t>O sistema deverá controlar o sinal amarelo da via principal</w:t>
+            </w:r>
+            <w:r>
+              <w:t>.</w:t>
+            </w:r>
+          </w:p>
+        </w:tc>
+      </w:tr>
+      <w:tr>
+        <w:tc>
+          <w:tcPr>
+            <w:tcW w:w="1838" w:type="dxa"/>
+          </w:tcPr>
+          <w:p>
+            <w:pPr>
+              <w:ind w:firstLine="0"/>
+              <w:jc w:val="both"/>
+            </w:pPr>
+            <w:r>
+              <w:t>RF03</w:t>
+            </w:r>
+          </w:p>
+        </w:tc>
+        <w:tc>
+          <w:tcPr>
+            <w:tcW w:w="7223" w:type="dxa"/>
+          </w:tcPr>
+          <w:p>
+            <w:pPr>
+              <w:spacing w:line="240" w:lineRule="auto"/>
+              <w:ind w:firstLine="0"/>
+              <w:jc w:val="both"/>
+              <w:rPr>
+                <w:rFonts w:ascii="Times New Roman" w:hAnsi="Times New Roman"/>
+              </w:rPr>
+            </w:pPr>
+            <w:r>
+              <w:t>O sistema deverá controlar o sinal vermelho da via principal</w:t>
+            </w:r>
+            <w:r>
+              <w:t>.</w:t>
+            </w:r>
+          </w:p>
+        </w:tc>
+      </w:tr>
+      <w:tr>
+        <w:tc>
+          <w:tcPr>
+            <w:tcW w:w="1838" w:type="dxa"/>
+          </w:tcPr>
+          <w:p>
+            <w:pPr>
+              <w:ind w:firstLine="0"/>
+              <w:jc w:val="both"/>
+            </w:pPr>
+            <w:r>
+              <w:t>RF04</w:t>
+            </w:r>
+          </w:p>
+        </w:tc>
+        <w:tc>
+          <w:tcPr>
+            <w:tcW w:w="7223" w:type="dxa"/>
+          </w:tcPr>
+          <w:p>
+            <w:pPr>
+              <w:spacing w:line="240" w:lineRule="auto"/>
+              <w:ind w:firstLine="0"/>
+              <w:jc w:val="both"/>
+              <w:rPr>
+                <w:rFonts w:ascii="Times New Roman" w:hAnsi="Times New Roman"/>
+              </w:rPr>
+            </w:pPr>
+            <w:r>
+              <w:t>O sistema deverá controlar o sinal verde da via secundária</w:t>
+            </w:r>
+            <w:r>
+              <w:t>.</w:t>
+            </w:r>
+          </w:p>
+        </w:tc>
+      </w:tr>
+      <w:tr>
+        <w:tc>
+          <w:tcPr>
+            <w:tcW w:w="1838" w:type="dxa"/>
+          </w:tcPr>
+          <w:p>
+            <w:pPr>
+              <w:ind w:firstLine="0"/>
+              <w:jc w:val="both"/>
+            </w:pPr>
+            <w:r>
+              <w:t>RF05</w:t>
+            </w:r>
+          </w:p>
+        </w:tc>
+        <w:tc>
+          <w:tcPr>
+            <w:tcW w:w="7223" w:type="dxa"/>
+          </w:tcPr>
+          <w:p>
+            <w:pPr>
+              <w:spacing w:line="240" w:lineRule="auto"/>
+              <w:ind w:firstLine="0"/>
+              <w:jc w:val="both"/>
+              <w:rPr>
+                <w:rFonts w:ascii="Times New Roman" w:hAnsi="Times New Roman"/>
+              </w:rPr>
+            </w:pPr>
+            <w:r>
+              <w:t>O sistema deverá controlar o sinal amarelo da via secundária</w:t>
+            </w:r>
+            <w:r>
+              <w:t>.</w:t>
+            </w:r>
+          </w:p>
+        </w:tc>
+      </w:tr>
+      <w:tr>
+        <w:tc>
+          <w:tcPr>
+            <w:tcW w:w="1838" w:type="dxa"/>
+          </w:tcPr>
+          <w:p>
+            <w:pPr>
+              <w:ind w:firstLine="0"/>
+              <w:jc w:val="both"/>
+            </w:pPr>
+            <w:r>
+              <w:t>RF06</w:t>
+            </w:r>
+          </w:p>
+        </w:tc>
+        <w:tc>
+          <w:tcPr>
+            <w:tcW w:w="7223" w:type="dxa"/>
+          </w:tcPr>
+          <w:p>
+            <w:pPr>
+              <w:spacing w:line="240" w:lineRule="auto"/>
+              <w:ind w:firstLine="0"/>
+              <w:jc w:val="both"/>
+              <w:rPr>
+                <w:rFonts w:ascii="Times New Roman" w:hAnsi="Times New Roman"/>
+              </w:rPr>
+            </w:pPr>
+            <w:r>
+              <w:t>O sistema deverá controlar o sinal vermelho da via secundária</w:t>
+            </w:r>
+            <w:r>
+              <w:t>.</w:t>
+            </w:r>
+          </w:p>
+        </w:tc>
+      </w:tr>
+      <w:tr>
+        <w:tc>
+          <w:tcPr>
+            <w:tcW w:w="1838" w:type="dxa"/>
+          </w:tcPr>
+          <w:p>
+            <w:pPr>
+              <w:ind w:firstLine="0"/>
+              <w:jc w:val="both"/>
+            </w:pPr>
+            <w:r>
+              <w:t>RF07</w:t>
+            </w:r>
+          </w:p>
+        </w:tc>
+        <w:tc>
+          <w:tcPr>
+            <w:tcW w:w="7223" w:type="dxa"/>
+          </w:tcPr>
+          <w:p>
+            <w:pPr>
+              <w:spacing w:line="240" w:lineRule="auto"/>
+              <w:ind w:firstLine="0"/>
+              <w:jc w:val="both"/>
+              <w:rPr>
+                <w:rFonts w:ascii="Times New Roman" w:hAnsi="Times New Roman"/>
+              </w:rPr>
+            </w:pPr>
+            <w:r>
+              <w:t>O sistema deverá impedir que as duas vias fiquem verdes ao mesmo tempo</w:t>
+            </w:r>
+            <w:r>
+              <w:t>.</w:t>
+            </w:r>
+          </w:p>
+        </w:tc>
+      </w:tr>
+      <w:tr>
+        <w:tc>
+          <w:tcPr>
+            <w:tcW w:w="1838" w:type="dxa"/>
+          </w:tcPr>
+          <w:p>
+            <w:pPr>
+              <w:ind w:firstLine="0"/>
+              <w:jc w:val="both"/>
+            </w:pPr>
+            <w:r>
+              <w:t>RF08</w:t>
+            </w:r>
+          </w:p>
+        </w:tc>
+        <w:tc>
+          <w:tcPr>
+            <w:tcW w:w="7223" w:type="dxa"/>
+          </w:tcPr>
+          <w:p>
+            <w:pPr>
+              <w:tabs>
+                <w:tab w:val="left" w:pos="4245"/>
+              </w:tabs>
+              <w:ind w:firstLine="0"/>
+              <w:jc w:val="both"/>
+            </w:pPr>
+            <w:r>
+              <w:t>O sistema deverá repetir o ciclo do semáforo</w:t>
+            </w:r>
+            <w:r>
+              <w:t>.</w:t>
+            </w:r>
+          </w:p>
+        </w:tc>
+      </w:tr>
+      <w:tr>
+        <w:tc>
+          <w:tcPr>
+            <w:tcW w:w="1838" w:type="dxa"/>
+          </w:tcPr>
+          <w:p>
+            <w:pPr>
+              <w:ind w:firstLine="0"/>
+              <w:jc w:val="both"/>
+            </w:pPr>
+            <w:r>
+              <w:t>RF09</w:t>
+            </w:r>
+          </w:p>
+        </w:tc>
+        <w:tc>
+          <w:tcPr>
+            <w:tcW w:w="7223" w:type="dxa"/>
+          </w:tcPr>
+          <w:p>
+            <w:pPr>
+              <w:spacing w:line="240" w:lineRule="auto"/>
+              <w:ind w:firstLine="0"/>
+              <w:jc w:val="both"/>
+              <w:rPr>
+                <w:rFonts w:ascii="Times New Roman" w:hAnsi="Times New Roman"/>
+              </w:rPr>
+            </w:pPr>
+            <w:r>
+              <w:t>O sistema deverá exibir o estado atual dos semáforos no terminal</w:t>
+            </w:r>
+            <w:r>
+              <w:t>.</w:t>
+            </w:r>
+          </w:p>
+        </w:tc>
+      </w:tr>
+    </w:tbl>
     <w:p>
       <w:pPr>
         <w:jc w:val="both"/>
@@ -1667,38 +2824,330 @@
     </w:p>
     <w:p>
       <w:pPr>
-        <w:jc w:val="both"/>
-      </w:pPr>
-      <w:r>
-        <w:t>Descreva o que é requisito não funcionais (discursiva) de um sistema e utilize a tabela do notion (obrigatório), faça as alterações que julgar necessário. (lembre-se que o exemplo do notion pode estar superficial, a ideia é ajudar vocês a desenvolver a documentação, para finalizar, todo o texto é de forma discursiva e com suas palavras).</w:t>
-      </w:r>
-    </w:p>
-    <w:p>
-      <w:pPr>
-        <w:ind w:firstLine="0"/>
-        <w:jc w:val="both"/>
-      </w:pPr>
-    </w:p>
-    <w:p>
-      <w:pPr>
-        <w:ind w:firstLine="0"/>
-        <w:jc w:val="both"/>
-      </w:pPr>
-    </w:p>
-    <w:p>
-      <w:pPr>
-        <w:ind w:firstLine="0"/>
-        <w:jc w:val="both"/>
-        <w:rPr>
-          <w:b/>
-          <w:bCs/>
-        </w:rPr>
-      </w:pPr>
-      <w:r>
-        <w:rPr>
-          <w:b/>
-          <w:bCs/>
-        </w:rPr>
+        <w:ind w:firstLine="708"/>
+        <w:jc w:val="both"/>
+      </w:pPr>
+      <w:r>
+        <w:t>Os requisitos não funcionais</w:t>
+      </w:r>
+      <w:r>
+        <w:t xml:space="preserve"> são aqueles que o sistema não precisa para funcionar, </w:t>
+      </w:r>
+      <w:r>
+        <w:t>ou seja, não dizem exatamente o que ele faz, mas sim como ele deve se comportar durante o uso. Eles envolvem aspectos como desempenho,</w:t>
+      </w:r>
+      <w:r>
+        <w:t xml:space="preserve"> design, </w:t>
+      </w:r>
+      <w:r>
+        <w:t xml:space="preserve">organização, confiabilidade e facilidade de uso. No projeto </w:t>
+      </w:r>
+      <w:proofErr w:type="spellStart"/>
+      <w:r>
+        <w:t>EcoTrânsito</w:t>
+      </w:r>
+      <w:proofErr w:type="spellEnd"/>
+      <w:r>
+        <w:t>, esses requisitos são importantes para garantir que o sistema do semáforo funcione de maneira estável, clara e eficiente.</w:t>
+      </w:r>
+    </w:p>
+    <w:p>
+      <w:pPr>
+        <w:ind w:firstLine="708"/>
+        <w:jc w:val="both"/>
+      </w:pPr>
+    </w:p>
+    <w:tbl>
+      <w:tblPr>
+        <w:tblStyle w:val="Tabelacomgrade"/>
+        <w:tblW w:w="0" w:type="auto"/>
+        <w:tblLook w:val="04A0" w:firstRow="1" w:lastRow="0" w:firstColumn="1" w:lastColumn="0" w:noHBand="0" w:noVBand="1"/>
+      </w:tblPr>
+      <w:tblGrid>
+        <w:gridCol w:w="1555"/>
+        <w:gridCol w:w="4961"/>
+      </w:tblGrid>
+      <w:tr>
+        <w:trPr>
+          <w:trHeight w:val="367"/>
+        </w:trPr>
+        <w:tc>
+          <w:tcPr>
+            <w:tcW w:w="1555" w:type="dxa"/>
+          </w:tcPr>
+          <w:p>
+            <w:pPr>
+              <w:spacing w:line="240" w:lineRule="auto"/>
+              <w:ind w:firstLine="0"/>
+              <w:jc w:val="both"/>
+              <w:rPr>
+                <w:rFonts w:ascii="Times New Roman" w:hAnsi="Times New Roman"/>
+                <w:b/>
+                <w:bCs/>
+              </w:rPr>
+            </w:pPr>
+            <w:r>
+              <w:rPr>
+                <w:b/>
+                <w:bCs/>
+              </w:rPr>
+              <w:t>Código</w:t>
+            </w:r>
+          </w:p>
+        </w:tc>
+        <w:tc>
+          <w:tcPr>
+            <w:tcW w:w="4961" w:type="dxa"/>
+          </w:tcPr>
+          <w:p>
+            <w:pPr>
+              <w:spacing w:line="240" w:lineRule="auto"/>
+              <w:ind w:firstLine="0"/>
+              <w:jc w:val="both"/>
+              <w:rPr>
+                <w:rFonts w:ascii="Times New Roman" w:hAnsi="Times New Roman"/>
+                <w:b/>
+                <w:bCs/>
+              </w:rPr>
+            </w:pPr>
+            <w:r>
+              <w:rPr>
+                <w:b/>
+                <w:bCs/>
+              </w:rPr>
+              <w:t>Requisito não funcional</w:t>
+            </w:r>
+          </w:p>
+        </w:tc>
+      </w:tr>
+      <w:tr>
+        <w:tc>
+          <w:tcPr>
+            <w:tcW w:w="1555" w:type="dxa"/>
+          </w:tcPr>
+          <w:p>
+            <w:pPr>
+              <w:spacing w:line="240" w:lineRule="auto"/>
+              <w:ind w:firstLine="0"/>
+              <w:jc w:val="both"/>
+              <w:rPr>
+                <w:rFonts w:ascii="Times New Roman" w:hAnsi="Times New Roman"/>
+              </w:rPr>
+            </w:pPr>
+            <w:r>
+              <w:t>RNF01</w:t>
+            </w:r>
+          </w:p>
+        </w:tc>
+        <w:tc>
+          <w:tcPr>
+            <w:tcW w:w="4961" w:type="dxa"/>
+          </w:tcPr>
+          <w:p>
+            <w:pPr>
+              <w:spacing w:line="240" w:lineRule="auto"/>
+              <w:ind w:firstLine="0"/>
+              <w:jc w:val="both"/>
+              <w:rPr>
+                <w:rFonts w:ascii="Times New Roman" w:hAnsi="Times New Roman"/>
+              </w:rPr>
+            </w:pPr>
+            <w:r>
+              <w:t>O sistema deverá ser desenvolvido em linguagem C</w:t>
+            </w:r>
+          </w:p>
+        </w:tc>
+      </w:tr>
+      <w:tr>
+        <w:tc>
+          <w:tcPr>
+            <w:tcW w:w="1555" w:type="dxa"/>
+          </w:tcPr>
+          <w:p>
+            <w:pPr>
+              <w:spacing w:line="240" w:lineRule="auto"/>
+              <w:ind w:firstLine="0"/>
+              <w:jc w:val="both"/>
+              <w:rPr>
+                <w:rFonts w:ascii="Times New Roman" w:hAnsi="Times New Roman"/>
+              </w:rPr>
+            </w:pPr>
+            <w:r>
+              <w:t>RNF02</w:t>
+            </w:r>
+          </w:p>
+        </w:tc>
+        <w:tc>
+          <w:tcPr>
+            <w:tcW w:w="4961" w:type="dxa"/>
+          </w:tcPr>
+          <w:p>
+            <w:pPr>
+              <w:spacing w:line="240" w:lineRule="auto"/>
+              <w:ind w:firstLine="0"/>
+              <w:jc w:val="both"/>
+              <w:rPr>
+                <w:rFonts w:ascii="Times New Roman" w:hAnsi="Times New Roman"/>
+              </w:rPr>
+            </w:pPr>
+            <w:r>
+              <w:t>O código deverá ser desenvolvido com nomes de variáveis compreensíveis</w:t>
+            </w:r>
+          </w:p>
+        </w:tc>
+      </w:tr>
+      <w:tr>
+        <w:tc>
+          <w:tcPr>
+            <w:tcW w:w="1555" w:type="dxa"/>
+          </w:tcPr>
+          <w:p>
+            <w:pPr>
+              <w:spacing w:line="240" w:lineRule="auto"/>
+              <w:ind w:firstLine="0"/>
+              <w:jc w:val="both"/>
+              <w:rPr>
+                <w:rFonts w:ascii="Times New Roman" w:hAnsi="Times New Roman"/>
+              </w:rPr>
+            </w:pPr>
+            <w:r>
+              <w:t>RNF03</w:t>
+            </w:r>
+          </w:p>
+        </w:tc>
+        <w:tc>
+          <w:tcPr>
+            <w:tcW w:w="4961" w:type="dxa"/>
+          </w:tcPr>
+          <w:p>
+            <w:pPr>
+              <w:spacing w:line="240" w:lineRule="auto"/>
+              <w:ind w:firstLine="0"/>
+              <w:jc w:val="both"/>
+              <w:rPr>
+                <w:rFonts w:ascii="Times New Roman" w:hAnsi="Times New Roman"/>
+              </w:rPr>
+            </w:pPr>
+            <w:r>
+              <w:t>O programa deverá ser executado em ambiente Windows ou Linux</w:t>
+            </w:r>
+          </w:p>
+        </w:tc>
+      </w:tr>
+      <w:tr>
+        <w:tc>
+          <w:tcPr>
+            <w:tcW w:w="1555" w:type="dxa"/>
+          </w:tcPr>
+          <w:p>
+            <w:pPr>
+              <w:spacing w:line="240" w:lineRule="auto"/>
+              <w:ind w:firstLine="0"/>
+              <w:jc w:val="both"/>
+              <w:rPr>
+                <w:rFonts w:ascii="Times New Roman" w:hAnsi="Times New Roman"/>
+              </w:rPr>
+            </w:pPr>
+            <w:r>
+              <w:t>RNF04</w:t>
+            </w:r>
+          </w:p>
+        </w:tc>
+        <w:tc>
+          <w:tcPr>
+            <w:tcW w:w="4961" w:type="dxa"/>
+          </w:tcPr>
+          <w:p>
+            <w:pPr>
+              <w:spacing w:line="240" w:lineRule="auto"/>
+              <w:ind w:firstLine="0"/>
+              <w:jc w:val="both"/>
+              <w:rPr>
+                <w:rFonts w:ascii="Times New Roman" w:hAnsi="Times New Roman"/>
+              </w:rPr>
+            </w:pPr>
+            <w:r>
+              <w:t>O código deverá ser organizado para facilitar manutenção</w:t>
+            </w:r>
+          </w:p>
+        </w:tc>
+      </w:tr>
+      <w:tr>
+        <w:tc>
+          <w:tcPr>
+            <w:tcW w:w="1555" w:type="dxa"/>
+          </w:tcPr>
+          <w:p>
+            <w:pPr>
+              <w:spacing w:line="240" w:lineRule="auto"/>
+              <w:ind w:firstLine="0"/>
+              <w:jc w:val="both"/>
+              <w:rPr>
+                <w:rFonts w:ascii="Times New Roman" w:hAnsi="Times New Roman"/>
+              </w:rPr>
+            </w:pPr>
+            <w:r>
+              <w:t>RNF05</w:t>
+            </w:r>
+          </w:p>
+        </w:tc>
+        <w:tc>
+          <w:tcPr>
+            <w:tcW w:w="4961" w:type="dxa"/>
+          </w:tcPr>
+          <w:p>
+            <w:pPr>
+              <w:spacing w:line="240" w:lineRule="auto"/>
+              <w:ind w:firstLine="0"/>
+              <w:jc w:val="both"/>
+              <w:rPr>
+                <w:rFonts w:ascii="Times New Roman" w:hAnsi="Times New Roman"/>
+              </w:rPr>
+            </w:pPr>
+            <w:r>
+              <w:t>O sistema deverá apresentar mensagens claras no terminal</w:t>
+            </w:r>
+          </w:p>
+        </w:tc>
+      </w:tr>
+    </w:tbl>
+    <w:p>
+      <w:pPr>
+        <w:ind w:firstLine="0"/>
+        <w:jc w:val="both"/>
+      </w:pPr>
+    </w:p>
+    <w:p>
+      <w:pPr>
+        <w:ind w:firstLine="0"/>
+        <w:jc w:val="both"/>
+      </w:pPr>
+    </w:p>
+    <w:p>
+      <w:pPr>
+        <w:ind w:firstLine="0"/>
+        <w:jc w:val="both"/>
+        <w:rPr>
+          <w:b/>
+          <w:bCs/>
+        </w:rPr>
+      </w:pPr>
+    </w:p>
+    <w:p>
+      <w:pPr>
+        <w:ind w:firstLine="0"/>
+        <w:jc w:val="both"/>
+        <w:rPr>
+          <w:b/>
+          <w:bCs/>
+        </w:rPr>
+      </w:pPr>
+      <w:r>
+        <w:rPr>
+          <w:b/>
+          <w:bCs/>
+        </w:rPr>
+        <w:lastRenderedPageBreak/>
         <w:t>3.LISTA DE MATÉRIAIS E EQUIPAMENTOS</w:t>
       </w:r>
     </w:p>
@@ -1707,8 +3156,416 @@
         <w:jc w:val="both"/>
       </w:pPr>
       <w:r>
-        <w:t>Faça um paragrafo para descrever a lista de matérias, uso da tabela no notion obrigatório, faça as alterações que julgar necessário, (lembre-se que o exemplo do notion pode estar superficial, a ideia é ajudar vocês a desenvolver a documentação, para finalizar, todo o texto é de forma discursiva e com suas palavras).</w:t>
-      </w:r>
+        <w:t>S</w:t>
+      </w:r>
+      <w:r>
+        <w:t xml:space="preserve">erão utilizados alguns materiais e ferramentas que ajudam tanto na criação quanto nos testes do sistema. O computador ou notebook será essencial para programar e executar o código, utilizando o Visual Studio </w:t>
+      </w:r>
+      <w:proofErr w:type="spellStart"/>
+      <w:r>
+        <w:t>Code</w:t>
+      </w:r>
+      <w:proofErr w:type="spellEnd"/>
+      <w:r>
+        <w:t xml:space="preserve"> como editor e o compilador GCC para rodar a linguagem C. Também serão usados </w:t>
+      </w:r>
+      <w:proofErr w:type="spellStart"/>
+      <w:r>
+        <w:t>Git</w:t>
+      </w:r>
+      <w:proofErr w:type="spellEnd"/>
+      <w:r>
+        <w:t xml:space="preserve"> e GitHub para organizar e salvar as versões do projeto. O sistema operacional, como Windows ou Linux, servirá como base para o desenvolvimento. Além disso, caso seja feito um protótipo físico, poderão ser utilizados componentes como Arduino ou ESP32, LEDs nas cores do semáforo, resistores, protoboard e jumpers para montagem do circuito.</w:t>
+      </w:r>
+    </w:p>
+    <w:p>
+      <w:pPr>
+        <w:jc w:val="both"/>
+      </w:pPr>
+    </w:p>
+    <w:tbl>
+      <w:tblPr>
+        <w:tblStyle w:val="Tabelacomgrade"/>
+        <w:tblW w:w="9351" w:type="dxa"/>
+        <w:tblLook w:val="04A0" w:firstRow="1" w:lastRow="0" w:firstColumn="1" w:lastColumn="0" w:noHBand="0" w:noVBand="1"/>
+      </w:tblPr>
+      <w:tblGrid>
+        <w:gridCol w:w="4530"/>
+        <w:gridCol w:w="4821"/>
+      </w:tblGrid>
+      <w:tr>
+        <w:tc>
+          <w:tcPr>
+            <w:tcW w:w="4530" w:type="dxa"/>
+          </w:tcPr>
+          <w:p>
+            <w:pPr>
+              <w:ind w:firstLine="0"/>
+              <w:jc w:val="both"/>
+            </w:pPr>
+            <w:r>
+              <w:t>Item</w:t>
+            </w:r>
+          </w:p>
+        </w:tc>
+        <w:tc>
+          <w:tcPr>
+            <w:tcW w:w="4821" w:type="dxa"/>
+          </w:tcPr>
+          <w:p>
+            <w:pPr>
+              <w:ind w:firstLine="0"/>
+              <w:jc w:val="both"/>
+            </w:pPr>
+            <w:r>
+              <w:t>Finalidade</w:t>
+            </w:r>
+          </w:p>
+        </w:tc>
+      </w:tr>
+      <w:tr>
+        <w:tc>
+          <w:tcPr>
+            <w:tcW w:w="4530" w:type="dxa"/>
+          </w:tcPr>
+          <w:p>
+            <w:pPr>
+              <w:ind w:firstLine="0"/>
+              <w:jc w:val="both"/>
+            </w:pPr>
+            <w:r>
+              <w:t>Computador ou notebook</w:t>
+            </w:r>
+          </w:p>
+        </w:tc>
+        <w:tc>
+          <w:tcPr>
+            <w:tcW w:w="4821" w:type="dxa"/>
+          </w:tcPr>
+          <w:p>
+            <w:pPr>
+              <w:spacing w:line="240" w:lineRule="auto"/>
+              <w:ind w:firstLine="0"/>
+              <w:jc w:val="both"/>
+              <w:rPr>
+                <w:rFonts w:ascii="Times New Roman" w:hAnsi="Times New Roman"/>
+              </w:rPr>
+            </w:pPr>
+            <w:r>
+              <w:t>Desenvolver e testar o programa</w:t>
+            </w:r>
+          </w:p>
+        </w:tc>
+      </w:tr>
+      <w:tr>
+        <w:tc>
+          <w:tcPr>
+            <w:tcW w:w="4530" w:type="dxa"/>
+          </w:tcPr>
+          <w:p>
+            <w:pPr>
+              <w:ind w:firstLine="0"/>
+              <w:jc w:val="both"/>
+            </w:pPr>
+            <w:r>
+              <w:t xml:space="preserve">Visual Studio </w:t>
+            </w:r>
+            <w:proofErr w:type="spellStart"/>
+            <w:r>
+              <w:t>Code</w:t>
+            </w:r>
+            <w:proofErr w:type="spellEnd"/>
+          </w:p>
+        </w:tc>
+        <w:tc>
+          <w:tcPr>
+            <w:tcW w:w="4821" w:type="dxa"/>
+          </w:tcPr>
+          <w:p>
+            <w:pPr>
+              <w:ind w:firstLine="0"/>
+              <w:jc w:val="both"/>
+            </w:pPr>
+            <w:r>
+              <w:t>Escrever o código-fonte</w:t>
+            </w:r>
+            <w:r>
+              <w:t xml:space="preserve"> </w:t>
+            </w:r>
+          </w:p>
+        </w:tc>
+      </w:tr>
+      <w:tr>
+        <w:tc>
+          <w:tcPr>
+            <w:tcW w:w="4530" w:type="dxa"/>
+          </w:tcPr>
+          <w:p>
+            <w:pPr>
+              <w:ind w:firstLine="0"/>
+              <w:jc w:val="both"/>
+            </w:pPr>
+            <w:r>
+              <w:t>Compilador GCC</w:t>
+            </w:r>
+          </w:p>
+        </w:tc>
+        <w:tc>
+          <w:tcPr>
+            <w:tcW w:w="4821" w:type="dxa"/>
+          </w:tcPr>
+          <w:p>
+            <w:pPr>
+              <w:ind w:firstLine="0"/>
+              <w:jc w:val="both"/>
+            </w:pPr>
+            <w:r>
+              <w:t>Compilar o programa em linguagem C</w:t>
+            </w:r>
+            <w:r>
+              <w:t xml:space="preserve"> </w:t>
+            </w:r>
+          </w:p>
+        </w:tc>
+      </w:tr>
+      <w:tr>
+        <w:tc>
+          <w:tcPr>
+            <w:tcW w:w="4530" w:type="dxa"/>
+          </w:tcPr>
+          <w:p>
+            <w:pPr>
+              <w:ind w:firstLine="0"/>
+              <w:jc w:val="both"/>
+            </w:pPr>
+            <w:proofErr w:type="spellStart"/>
+            <w:r>
+              <w:t>Git</w:t>
+            </w:r>
+            <w:proofErr w:type="spellEnd"/>
+          </w:p>
+        </w:tc>
+        <w:tc>
+          <w:tcPr>
+            <w:tcW w:w="4821" w:type="dxa"/>
+          </w:tcPr>
+          <w:p>
+            <w:pPr>
+              <w:ind w:firstLine="0"/>
+              <w:jc w:val="both"/>
+            </w:pPr>
+            <w:r>
+              <w:t>Controlar as versões do projeto</w:t>
+            </w:r>
+            <w:r>
+              <w:t xml:space="preserve"> </w:t>
+            </w:r>
+          </w:p>
+        </w:tc>
+      </w:tr>
+      <w:tr>
+        <w:tc>
+          <w:tcPr>
+            <w:tcW w:w="4530" w:type="dxa"/>
+          </w:tcPr>
+          <w:p>
+            <w:pPr>
+              <w:ind w:firstLine="0"/>
+              <w:jc w:val="both"/>
+            </w:pPr>
+            <w:r>
+              <w:t>GitHub</w:t>
+            </w:r>
+          </w:p>
+        </w:tc>
+        <w:tc>
+          <w:tcPr>
+            <w:tcW w:w="4821" w:type="dxa"/>
+          </w:tcPr>
+          <w:p>
+            <w:pPr>
+              <w:ind w:firstLine="0"/>
+              <w:jc w:val="both"/>
+            </w:pPr>
+            <w:r>
+              <w:t>Armazenar o projeto em repositório remoto</w:t>
+            </w:r>
+            <w:r>
+              <w:t xml:space="preserve"> </w:t>
+            </w:r>
+          </w:p>
+        </w:tc>
+      </w:tr>
+      <w:tr>
+        <w:tc>
+          <w:tcPr>
+            <w:tcW w:w="4530" w:type="dxa"/>
+          </w:tcPr>
+          <w:p>
+            <w:pPr>
+              <w:ind w:firstLine="0"/>
+              <w:jc w:val="both"/>
+            </w:pPr>
+            <w:r>
+              <w:t>Sistema operacional Windows ou Linux</w:t>
+            </w:r>
+          </w:p>
+        </w:tc>
+        <w:tc>
+          <w:tcPr>
+            <w:tcW w:w="4821" w:type="dxa"/>
+          </w:tcPr>
+          <w:p>
+            <w:pPr>
+              <w:ind w:firstLine="0"/>
+              <w:jc w:val="both"/>
+            </w:pPr>
+            <w:r>
+              <w:t>Ambiente de desenvolvimento</w:t>
+            </w:r>
+            <w:r>
+              <w:t xml:space="preserve"> </w:t>
+            </w:r>
+          </w:p>
+        </w:tc>
+      </w:tr>
+      <w:tr>
+        <w:tc>
+          <w:tcPr>
+            <w:tcW w:w="4530" w:type="dxa"/>
+          </w:tcPr>
+          <w:p>
+            <w:pPr>
+              <w:ind w:firstLine="0"/>
+              <w:jc w:val="both"/>
+            </w:pPr>
+            <w:r>
+              <w:t>Arduino ou ESP32</w:t>
+            </w:r>
+          </w:p>
+        </w:tc>
+        <w:tc>
+          <w:tcPr>
+            <w:tcW w:w="4821" w:type="dxa"/>
+          </w:tcPr>
+          <w:p>
+            <w:pPr>
+              <w:ind w:firstLine="0"/>
+              <w:jc w:val="both"/>
+            </w:pPr>
+            <w:r>
+              <w:t>Opcional para protótipo físico</w:t>
+            </w:r>
+            <w:r>
+              <w:t xml:space="preserve"> </w:t>
+            </w:r>
+          </w:p>
+        </w:tc>
+      </w:tr>
+      <w:tr>
+        <w:tc>
+          <w:tcPr>
+            <w:tcW w:w="4530" w:type="dxa"/>
+          </w:tcPr>
+          <w:p>
+            <w:pPr>
+              <w:ind w:firstLine="0"/>
+              <w:jc w:val="both"/>
+            </w:pPr>
+            <w:r>
+              <w:t>LEDs vermelho, amarelo e verde</w:t>
+            </w:r>
+          </w:p>
+        </w:tc>
+        <w:tc>
+          <w:tcPr>
+            <w:tcW w:w="4821" w:type="dxa"/>
+          </w:tcPr>
+          <w:p>
+            <w:pPr>
+              <w:ind w:firstLine="0"/>
+              <w:jc w:val="both"/>
+            </w:pPr>
+            <w:r>
+              <w:t>Opcional para representar as luzes do semáforo</w:t>
+            </w:r>
+            <w:r>
+              <w:t xml:space="preserve"> </w:t>
+            </w:r>
+          </w:p>
+        </w:tc>
+      </w:tr>
+      <w:tr>
+        <w:tc>
+          <w:tcPr>
+            <w:tcW w:w="4530" w:type="dxa"/>
+          </w:tcPr>
+          <w:p>
+            <w:pPr>
+              <w:ind w:firstLine="0"/>
+              <w:jc w:val="both"/>
+            </w:pPr>
+            <w:r>
+              <w:t>Resistores</w:t>
+            </w:r>
+          </w:p>
+        </w:tc>
+        <w:tc>
+          <w:tcPr>
+            <w:tcW w:w="4821" w:type="dxa"/>
+          </w:tcPr>
+          <w:p>
+            <w:pPr>
+              <w:ind w:firstLine="0"/>
+              <w:jc w:val="both"/>
+            </w:pPr>
+            <w:r>
+              <w:t>Opcional para proteger os LEDs</w:t>
+            </w:r>
+            <w:r>
+              <w:t xml:space="preserve"> </w:t>
+            </w:r>
+          </w:p>
+        </w:tc>
+      </w:tr>
+      <w:tr>
+        <w:tc>
+          <w:tcPr>
+            <w:tcW w:w="4530" w:type="dxa"/>
+          </w:tcPr>
+          <w:p>
+            <w:pPr>
+              <w:ind w:firstLine="0"/>
+              <w:jc w:val="both"/>
+            </w:pPr>
+            <w:r>
+              <w:t xml:space="preserve"> Protoboard e jumpers</w:t>
+            </w:r>
+          </w:p>
+        </w:tc>
+        <w:tc>
+          <w:tcPr>
+            <w:tcW w:w="4821" w:type="dxa"/>
+          </w:tcPr>
+          <w:p>
+            <w:pPr>
+              <w:ind w:firstLine="0"/>
+              <w:jc w:val="both"/>
+            </w:pPr>
+            <w:r>
+              <w:t>Opcional para montagem física do circuito</w:t>
+            </w:r>
+            <w:r>
+              <w:t xml:space="preserve"> </w:t>
+            </w:r>
+          </w:p>
+        </w:tc>
+      </w:tr>
+    </w:tbl>
+    <w:p>
+      <w:pPr>
+        <w:jc w:val="both"/>
+      </w:pPr>
     </w:p>
     <w:p>
       <w:pPr>
@@ -1735,19 +3592,46 @@
     </w:p>
     <w:p>
       <w:pPr>
-        <w:jc w:val="both"/>
-      </w:pPr>
-      <w:r>
-        <w:t xml:space="preserve">Justifique o uso da linguagem de programação utilizada no projeto, pode se pesquisar na web seguindo o padrão de usar algum artigo e </w:t>
-      </w:r>
-      <w:r>
-        <w:t>IA, comparar</w:t>
-      </w:r>
-      <w:r>
-        <w:t xml:space="preserve"> e fazer com suas palavras. </w:t>
-      </w:r>
-      <w:r>
-        <w:t>(lembre-se que o exemplo do notion pode estar superficial, a ideia é ajudar vocês a desenvolver a documentação, para finalizar, todo o texto é de forma discursiva e com suas palavras).</w:t>
+        <w:ind w:firstLine="0"/>
+        <w:jc w:val="both"/>
+      </w:pPr>
+      <w:r>
+        <w:tab/>
+      </w:r>
+      <w:r>
+        <w:t xml:space="preserve">A linguagem escolhida para o projeto </w:t>
+      </w:r>
+      <w:proofErr w:type="spellStart"/>
+      <w:r>
+        <w:t>EcoTrânsito</w:t>
+      </w:r>
+      <w:proofErr w:type="spellEnd"/>
+      <w:r>
+        <w:t xml:space="preserve"> é a linguagem C, porque ela é </w:t>
+      </w:r>
+      <w:r>
+        <w:t>eficiente</w:t>
+      </w:r>
+      <w:r>
+        <w:t xml:space="preserve"> para trabalhar a lógica de programação de forma simples e direta. Com ela,</w:t>
+      </w:r>
+      <w:r>
+        <w:t xml:space="preserve"> é possível</w:t>
+      </w:r>
+      <w:r>
+        <w:t xml:space="preserve"> usar coisas importantes como variáveis, condições, repetições e funções, que ajudam a montar o funcionamento do semáforo. Além disso, a linguagem C é muito u</w:t>
+      </w:r>
+      <w:r>
+        <w:t>tilizada</w:t>
+      </w:r>
+      <w:r>
+        <w:t xml:space="preserve"> em projetos que mexem com hardware, como automação, o que</w:t>
+      </w:r>
+      <w:r>
+        <w:t xml:space="preserve"> combina com a proposta</w:t>
+      </w:r>
+      <w:r>
+        <w:t xml:space="preserve"> de um semáforo inteligente.</w:t>
       </w:r>
     </w:p>
     <w:p>
@@ -1775,49 +3659,408 @@
     </w:p>
     <w:p>
       <w:pPr>
-        <w:jc w:val="both"/>
-      </w:pPr>
-      <w:r>
-        <w:t>Justifique o uso do sistema operacional utilizado no projeto (pode pesquisar o fato dele ser mais utilizado no mundo e usar isso como argumento), pode se pesquisar na web seguindo o padrão de usar algum artigo e IA, comparar e fazer com suas palavras. (lembre-se que o exemplo do notion pode estar superficial, a ideia é ajudar vocês a desenvolver a documentação, para finalizar, todo o texto é de forma discursiva e com suas palavras).</w:t>
-      </w:r>
-    </w:p>
-    <w:p>
-      <w:pPr>
-        <w:ind w:firstLine="0"/>
-        <w:jc w:val="both"/>
-      </w:pPr>
-    </w:p>
-    <w:p>
-      <w:pPr>
-        <w:ind w:firstLine="0"/>
-        <w:jc w:val="both"/>
-      </w:pPr>
-    </w:p>
-    <w:p>
-      <w:pPr>
-        <w:ind w:firstLine="0"/>
-        <w:jc w:val="both"/>
-        <w:rPr>
-          <w:b/>
-          <w:bCs/>
-        </w:rPr>
-      </w:pPr>
-      <w:r>
-        <w:rPr>
-          <w:b/>
-          <w:bCs/>
-        </w:rPr>
+        <w:ind w:firstLine="0"/>
+        <w:jc w:val="both"/>
+      </w:pPr>
+      <w:r>
         <w:lastRenderedPageBreak/>
+        <w:tab/>
+      </w:r>
+      <w:r>
+        <w:t>O sistema operacional utilizado no projeto</w:t>
+      </w:r>
+      <w:r>
+        <w:t xml:space="preserve"> </w:t>
+      </w:r>
+      <w:r>
+        <w:t xml:space="preserve">será o Windows 11, pois é o ambiente disponível para o desenvolvimento. Ele facilita a criação e execução do código, já que possui compatibilidade com as ferramentas utilizadas, como o Visual Studio </w:t>
+      </w:r>
+      <w:proofErr w:type="spellStart"/>
+      <w:r>
+        <w:t>Code</w:t>
+      </w:r>
+      <w:proofErr w:type="spellEnd"/>
+      <w:r>
+        <w:t xml:space="preserve"> e o compilador GCC. Dessa forma, o desenvolvimento do projeto em linguagem C pode ser feito de maneira prática e organizada.</w:t>
+      </w:r>
+    </w:p>
+    <w:p>
+      <w:pPr>
+        <w:ind w:firstLine="0"/>
+        <w:jc w:val="both"/>
+      </w:pPr>
+    </w:p>
+    <w:p>
+      <w:pPr>
+        <w:ind w:firstLine="0"/>
+        <w:jc w:val="both"/>
+        <w:rPr>
+          <w:b/>
+          <w:bCs/>
+        </w:rPr>
+      </w:pPr>
+      <w:r>
+        <w:rPr>
+          <w:b/>
+          <w:bCs/>
+        </w:rPr>
         <w:t>6.CRONOGRAMA DO PROJETO</w:t>
       </w:r>
     </w:p>
     <w:p>
       <w:pPr>
-        <w:jc w:val="both"/>
-      </w:pPr>
-      <w:r>
-        <w:t>Descreva o objetivo de um cronograma no projeto e justifique seu uso, utilizar a tabela do notion. (lembre-se que o exemplo do notion pode estar superficial, a ideia é ajudar vocês a desenvolver a documentação, para finalizar, todo o texto é de forma discursiva e com suas palavras).</w:t>
-      </w:r>
+        <w:ind w:firstLine="0"/>
+        <w:jc w:val="both"/>
+      </w:pPr>
+      <w:r>
+        <w:tab/>
+      </w:r>
+      <w:r>
+        <w:t xml:space="preserve">O cronograma do projeto tem como objetivo organizar as etapas de desenvolvimento, ajudando a planejar o que deve ser feito em cada momento. Ele é importante porque permite ter uma visão clara do andamento do projeto, evitando atrasos e facilitando a organização das tarefas. No projeto </w:t>
+      </w:r>
+      <w:proofErr w:type="spellStart"/>
+      <w:r>
+        <w:t>EcoTrânsito</w:t>
+      </w:r>
+      <w:proofErr w:type="spellEnd"/>
+      <w:r>
+        <w:t>, o cronograma</w:t>
+      </w:r>
+      <w:r>
+        <w:t xml:space="preserve"> vaia ajudar </w:t>
+      </w:r>
+      <w:r>
+        <w:t>a dividir o trabalho em partes menores, desde o entendimento do problema até a finalização e apresentação, garantindo que todas as etapas sejam cumpridas de forma organizada.</w:t>
+      </w:r>
+      <w:r>
+        <w:t xml:space="preserve"> </w:t>
+      </w:r>
+    </w:p>
+    <w:tbl>
+      <w:tblPr>
+        <w:tblStyle w:val="Tabelacomgrade"/>
+        <w:tblW w:w="9209" w:type="dxa"/>
+        <w:tblLook w:val="04A0" w:firstRow="1" w:lastRow="0" w:firstColumn="1" w:lastColumn="0" w:noHBand="0" w:noVBand="1"/>
+      </w:tblPr>
+      <w:tblGrid>
+        <w:gridCol w:w="1980"/>
+        <w:gridCol w:w="7229"/>
+      </w:tblGrid>
+      <w:tr>
+        <w:tc>
+          <w:tcPr>
+            <w:tcW w:w="1980" w:type="dxa"/>
+          </w:tcPr>
+          <w:p>
+            <w:pPr>
+              <w:ind w:firstLine="0"/>
+              <w:jc w:val="both"/>
+            </w:pPr>
+            <w:r>
+              <w:t>Semana</w:t>
+            </w:r>
+          </w:p>
+        </w:tc>
+        <w:tc>
+          <w:tcPr>
+            <w:tcW w:w="7229" w:type="dxa"/>
+          </w:tcPr>
+          <w:p>
+            <w:pPr>
+              <w:ind w:firstLine="0"/>
+              <w:jc w:val="both"/>
+            </w:pPr>
+            <w:r>
+              <w:t>Atividade prevista</w:t>
+            </w:r>
+          </w:p>
+        </w:tc>
+      </w:tr>
+      <w:tr>
+        <w:tc>
+          <w:tcPr>
+            <w:tcW w:w="1980" w:type="dxa"/>
+          </w:tcPr>
+          <w:p>
+            <w:pPr>
+              <w:ind w:firstLine="0"/>
+              <w:jc w:val="both"/>
+            </w:pPr>
+            <w:r>
+              <w:t>Semana 1</w:t>
+            </w:r>
+            <w:r>
+              <w:t xml:space="preserve"> </w:t>
+            </w:r>
+          </w:p>
+        </w:tc>
+        <w:tc>
+          <w:tcPr>
+            <w:tcW w:w="7229" w:type="dxa"/>
+          </w:tcPr>
+          <w:p>
+            <w:pPr>
+              <w:ind w:firstLine="0"/>
+              <w:jc w:val="both"/>
+            </w:pPr>
+            <w:r>
+              <w:t>Entendimento do problema e análise da situação-problema</w:t>
+            </w:r>
+            <w:r>
+              <w:t xml:space="preserve"> </w:t>
+            </w:r>
+          </w:p>
+        </w:tc>
+      </w:tr>
+      <w:tr>
+        <w:tc>
+          <w:tcPr>
+            <w:tcW w:w="1980" w:type="dxa"/>
+          </w:tcPr>
+          <w:p>
+            <w:pPr>
+              <w:ind w:firstLine="0"/>
+              <w:jc w:val="both"/>
+            </w:pPr>
+            <w:r>
+              <w:t>Semana 2</w:t>
+            </w:r>
+            <w:r>
+              <w:t xml:space="preserve"> </w:t>
+            </w:r>
+          </w:p>
+        </w:tc>
+        <w:tc>
+          <w:tcPr>
+            <w:tcW w:w="7229" w:type="dxa"/>
+          </w:tcPr>
+          <w:p>
+            <w:pPr>
+              <w:ind w:firstLine="0"/>
+              <w:jc w:val="both"/>
+            </w:pPr>
+            <w:r>
+              <w:t>Elaboração da documentação</w:t>
+            </w:r>
+          </w:p>
+        </w:tc>
+      </w:tr>
+      <w:tr>
+        <w:tc>
+          <w:tcPr>
+            <w:tcW w:w="1980" w:type="dxa"/>
+          </w:tcPr>
+          <w:p>
+            <w:pPr>
+              <w:ind w:firstLine="0"/>
+              <w:jc w:val="both"/>
+            </w:pPr>
+            <w:r>
+              <w:t xml:space="preserve">Semana </w:t>
+            </w:r>
+            <w:r>
+              <w:t>3</w:t>
+            </w:r>
+          </w:p>
+        </w:tc>
+        <w:tc>
+          <w:tcPr>
+            <w:tcW w:w="7229" w:type="dxa"/>
+          </w:tcPr>
+          <w:p>
+            <w:pPr>
+              <w:ind w:firstLine="0"/>
+              <w:jc w:val="both"/>
+            </w:pPr>
+            <w:r>
+              <w:t>Definição dos requisitos funcionais e não funcionais</w:t>
+            </w:r>
+          </w:p>
+        </w:tc>
+      </w:tr>
+      <w:tr>
+        <w:tc>
+          <w:tcPr>
+            <w:tcW w:w="1980" w:type="dxa"/>
+          </w:tcPr>
+          <w:p>
+            <w:pPr>
+              <w:ind w:firstLine="0"/>
+              <w:jc w:val="both"/>
+            </w:pPr>
+            <w:r>
+              <w:t xml:space="preserve">Semana </w:t>
+            </w:r>
+            <w:r>
+              <w:t>4</w:t>
+            </w:r>
+          </w:p>
+        </w:tc>
+        <w:tc>
+          <w:tcPr>
+            <w:tcW w:w="7229" w:type="dxa"/>
+          </w:tcPr>
+          <w:p>
+            <w:pPr>
+              <w:ind w:firstLine="0"/>
+              <w:jc w:val="both"/>
+            </w:pPr>
+            <w:r>
+              <w:t>Definição da linguagem, sistema operacional e materiais</w:t>
+            </w:r>
+          </w:p>
+        </w:tc>
+      </w:tr>
+      <w:tr>
+        <w:tc>
+          <w:tcPr>
+            <w:tcW w:w="1980" w:type="dxa"/>
+          </w:tcPr>
+          <w:p>
+            <w:pPr>
+              <w:ind w:firstLine="0"/>
+              <w:jc w:val="both"/>
+            </w:pPr>
+            <w:r>
+              <w:t xml:space="preserve">Semana </w:t>
+            </w:r>
+            <w:r>
+              <w:t>5</w:t>
+            </w:r>
+          </w:p>
+        </w:tc>
+        <w:tc>
+          <w:tcPr>
+            <w:tcW w:w="7229" w:type="dxa"/>
+          </w:tcPr>
+          <w:p>
+            <w:pPr>
+              <w:ind w:firstLine="0"/>
+              <w:jc w:val="both"/>
+            </w:pPr>
+            <w:r>
+              <w:t>Início da lógica do semáforo</w:t>
+            </w:r>
+            <w:r>
+              <w:t xml:space="preserve"> </w:t>
+            </w:r>
+          </w:p>
+        </w:tc>
+      </w:tr>
+      <w:tr>
+        <w:tc>
+          <w:tcPr>
+            <w:tcW w:w="1980" w:type="dxa"/>
+          </w:tcPr>
+          <w:p>
+            <w:pPr>
+              <w:ind w:firstLine="0"/>
+              <w:jc w:val="both"/>
+            </w:pPr>
+            <w:r>
+              <w:t xml:space="preserve">Semana </w:t>
+            </w:r>
+            <w:r>
+              <w:t>6</w:t>
+            </w:r>
+          </w:p>
+        </w:tc>
+        <w:tc>
+          <w:tcPr>
+            <w:tcW w:w="7229" w:type="dxa"/>
+          </w:tcPr>
+          <w:p>
+            <w:pPr>
+              <w:ind w:firstLine="0"/>
+              <w:jc w:val="both"/>
+            </w:pPr>
+            <w:r>
+              <w:t>Desenvolvimento do código em linguagem C</w:t>
+            </w:r>
+            <w:r>
+              <w:t xml:space="preserve"> </w:t>
+            </w:r>
+          </w:p>
+        </w:tc>
+      </w:tr>
+      <w:tr>
+        <w:tc>
+          <w:tcPr>
+            <w:tcW w:w="1980" w:type="dxa"/>
+          </w:tcPr>
+          <w:p>
+            <w:pPr>
+              <w:ind w:firstLine="0"/>
+              <w:jc w:val="both"/>
+            </w:pPr>
+            <w:r>
+              <w:t xml:space="preserve">Semana </w:t>
+            </w:r>
+            <w:r>
+              <w:t>7</w:t>
+            </w:r>
+          </w:p>
+        </w:tc>
+        <w:tc>
+          <w:tcPr>
+            <w:tcW w:w="7229" w:type="dxa"/>
+          </w:tcPr>
+          <w:p>
+            <w:pPr>
+              <w:ind w:firstLine="0"/>
+              <w:jc w:val="both"/>
+            </w:pPr>
+            <w:r>
+              <w:t>Testes e correções do programa</w:t>
+            </w:r>
+            <w:r>
+              <w:t xml:space="preserve"> </w:t>
+            </w:r>
+          </w:p>
+        </w:tc>
+      </w:tr>
+      <w:tr>
+        <w:tc>
+          <w:tcPr>
+            <w:tcW w:w="1980" w:type="dxa"/>
+          </w:tcPr>
+          <w:p>
+            <w:pPr>
+              <w:ind w:firstLine="0"/>
+              <w:jc w:val="both"/>
+            </w:pPr>
+            <w:r>
+              <w:t xml:space="preserve">Semana </w:t>
+            </w:r>
+            <w:r>
+              <w:t>8</w:t>
+            </w:r>
+          </w:p>
+        </w:tc>
+        <w:tc>
+          <w:tcPr>
+            <w:tcW w:w="7229" w:type="dxa"/>
+          </w:tcPr>
+          <w:p>
+            <w:pPr>
+              <w:ind w:firstLine="0"/>
+              <w:jc w:val="both"/>
+            </w:pPr>
+            <w:r>
+              <w:t>Organização do GitHub e apresentação da solução</w:t>
+            </w:r>
+            <w:r>
+              <w:t xml:space="preserve"> </w:t>
+            </w:r>
+          </w:p>
+        </w:tc>
+      </w:tr>
+    </w:tbl>
+    <w:p>
+      <w:pPr>
+        <w:ind w:firstLine="0"/>
+        <w:jc w:val="both"/>
+      </w:pPr>
     </w:p>
     <w:p>
       <w:pPr>
@@ -1844,13 +4087,207 @@
     </w:p>
     <w:p>
       <w:pPr>
-        <w:jc w:val="both"/>
-      </w:pPr>
-      <w:r>
-        <w:t>Descreva o que é o git e  github, sua importância para o projeto (uma delas é o arquivo do código fonte centralizado e sempre com a versão atual), encontre uma forma de reproduzir a estrutura do projeto (imagem?) e coloque a estrutura do README.md (imagem ou tópicos)</w:t>
-      </w:r>
-      <w:r>
-        <w:t>.</w:t>
+        <w:ind w:firstLine="0"/>
+        <w:jc w:val="both"/>
+      </w:pPr>
+      <w:r>
+        <w:tab/>
+      </w:r>
+      <w:r>
+        <w:t xml:space="preserve">O </w:t>
+      </w:r>
+      <w:proofErr w:type="spellStart"/>
+      <w:r>
+        <w:t>Git</w:t>
+      </w:r>
+      <w:proofErr w:type="spellEnd"/>
+      <w:r>
+        <w:t xml:space="preserve"> é uma ferramenta que serve para controlar as versões de um projeto, permitindo salvar e acompanhar todas as mudanças feitas no código ao longo do tempo. Já o GitHub é uma plataforma online que utiliza o </w:t>
+      </w:r>
+      <w:proofErr w:type="spellStart"/>
+      <w:r>
+        <w:t>Git</w:t>
+      </w:r>
+      <w:proofErr w:type="spellEnd"/>
+      <w:r>
+        <w:t xml:space="preserve"> para armazenar esses projetos na internet, permitindo guardar, acessar</w:t>
+      </w:r>
+      <w:r>
+        <w:t xml:space="preserve">, </w:t>
+      </w:r>
+      <w:r>
+        <w:t>compartilhar o código de forma organizada e segura</w:t>
+      </w:r>
+      <w:r>
+        <w:t xml:space="preserve"> e salvar o código em um repositório remoto.</w:t>
+      </w:r>
+    </w:p>
+    <w:p>
+      <w:pPr>
+        <w:ind w:firstLine="0"/>
+        <w:jc w:val="both"/>
+      </w:pPr>
+    </w:p>
+    <w:p>
+      <w:pPr>
+        <w:ind w:firstLine="0"/>
+        <w:jc w:val="both"/>
+      </w:pPr>
+      <w:r>
+        <w:t xml:space="preserve">Nome do repositório criado: </w:t>
+      </w:r>
+      <w:proofErr w:type="spellStart"/>
+      <w:r>
+        <w:t>semaforo</w:t>
+      </w:r>
+      <w:proofErr w:type="spellEnd"/>
+      <w:r>
+        <w:t>-inteligente</w:t>
+      </w:r>
+    </w:p>
+    <w:p>
+      <w:pPr>
+        <w:ind w:firstLine="0"/>
+        <w:jc w:val="both"/>
+      </w:pPr>
+      <w:r>
+        <w:lastRenderedPageBreak/>
+        <w:t xml:space="preserve">Estrutura: </w:t>
+      </w:r>
+    </w:p>
+    <w:p>
+      <w:pPr>
+        <w:ind w:firstLine="0"/>
+        <w:jc w:val="both"/>
+      </w:pPr>
+      <w:proofErr w:type="spellStart"/>
+      <w:r>
+        <w:t>semaforo</w:t>
+      </w:r>
+      <w:proofErr w:type="spellEnd"/>
+      <w:r>
+        <w:t>-inteligente/</w:t>
+      </w:r>
+    </w:p>
+    <w:p>
+      <w:pPr>
+        <w:ind w:firstLine="0"/>
+        <w:jc w:val="both"/>
+      </w:pPr>
+      <w:r>
+        <w:t>│</w:t>
+      </w:r>
+    </w:p>
+    <w:p>
+      <w:pPr>
+        <w:ind w:firstLine="0"/>
+        <w:jc w:val="both"/>
+      </w:pPr>
+      <w:r>
+        <w:t>├── README.md</w:t>
+      </w:r>
+    </w:p>
+    <w:p>
+      <w:pPr>
+        <w:ind w:firstLine="0"/>
+        <w:jc w:val="both"/>
+      </w:pPr>
+      <w:r>
+        <w:t xml:space="preserve">├── </w:t>
+      </w:r>
+      <w:proofErr w:type="spellStart"/>
+      <w:r>
+        <w:t>main.c</w:t>
+      </w:r>
+      <w:proofErr w:type="spellEnd"/>
+    </w:p>
+    <w:p>
+      <w:pPr>
+        <w:ind w:firstLine="0"/>
+        <w:jc w:val="both"/>
+      </w:pPr>
+      <w:r>
+        <w:t xml:space="preserve">├── </w:t>
+      </w:r>
+      <w:proofErr w:type="spellStart"/>
+      <w:r>
+        <w:t>Docs</w:t>
+      </w:r>
+      <w:proofErr w:type="spellEnd"/>
+      <w:r>
+        <w:t>/</w:t>
+      </w:r>
+    </w:p>
+    <w:p>
+      <w:pPr>
+        <w:ind w:firstLine="0"/>
+        <w:jc w:val="both"/>
+      </w:pPr>
+      <w:r>
+        <w:t xml:space="preserve">    └── Documentacao-Nome-Sobrenome.docx</w:t>
+      </w:r>
+    </w:p>
+    <w:p>
+      <w:pPr>
+        <w:ind w:firstLine="0"/>
+        <w:jc w:val="both"/>
+      </w:pPr>
+    </w:p>
+    <w:p>
+      <w:pPr>
+        <w:ind w:firstLine="0"/>
+        <w:jc w:val="both"/>
+      </w:pPr>
+      <w:r>
+        <w:t>- Nome do projeto:</w:t>
+      </w:r>
+    </w:p>
+    <w:p>
+      <w:pPr>
+        <w:ind w:firstLine="0"/>
+        <w:jc w:val="both"/>
+      </w:pPr>
+      <w:r>
+        <w:t>- Nome do desenvolvedor:</w:t>
+      </w:r>
+    </w:p>
+    <w:p>
+      <w:pPr>
+        <w:ind w:firstLine="0"/>
+        <w:jc w:val="both"/>
+      </w:pPr>
+      <w:r>
+        <w:t>- Objetivo do projeto:</w:t>
+      </w:r>
+    </w:p>
+    <w:p>
+      <w:pPr>
+        <w:ind w:firstLine="0"/>
+        <w:jc w:val="both"/>
+      </w:pPr>
+      <w:r>
+        <w:t>- Linguagem utilizada:</w:t>
+      </w:r>
+    </w:p>
+    <w:p>
+      <w:pPr>
+        <w:ind w:firstLine="0"/>
+        <w:jc w:val="both"/>
+      </w:pPr>
+      <w:r>
+        <w:t>- Descrição resumida do funcionamento:</w:t>
+      </w:r>
+    </w:p>
+    <w:p>
+      <w:pPr>
+        <w:ind w:firstLine="0"/>
+        <w:jc w:val="both"/>
+      </w:pPr>
+      <w:r>
+        <w:t>- Como executar o programa, quando houver código:</w:t>
+      </w:r>
+      <w:r>
+        <w:t xml:space="preserve"> </w:t>
       </w:r>
     </w:p>
     <w:p>
@@ -2006,6 +4443,155 @@
 <file path=word/numbering.xml><?xml version="1.0" encoding="utf-8"?>
 <w:numbering xmlns:wpc="http://schemas.microsoft.com/office/word/2010/wordprocessingCanvas" xmlns:cx="http://schemas.microsoft.com/office/drawing/2014/chartex" xmlns:cx1="http://schemas.microsoft.com/office/drawing/2015/9/8/chartex" xmlns:cx2="http://schemas.microsoft.com/office/drawing/2015/10/21/chartex" xmlns:cx3="http://schemas.microsoft.com/office/drawing/2016/5/9/chartex" xmlns:cx4="http://schemas.microsoft.com/office/drawing/2016/5/10/chartex" xmlns:cx5="http://schemas.microsoft.com/office/drawing/2016/5/11/chartex" xmlns:cx6="http://schemas.microsoft.com/office/drawing/2016/5/12/chartex" xmlns:cx7="http://schemas.microsoft.com/office/drawing/2016/5/13/chartex" xmlns:cx8="http://schemas.microsoft.com/office/drawing/2016/5/14/chartex" xmlns:mc="http://schemas.openxmlformats.org/markup-compatibility/2006" xmlns:aink="http://schemas.microsoft.com/office/drawing/2016/ink" xmlns:am3d="http://schemas.microsoft.com/office/drawing/2017/model3d" xmlns:o="urn:schemas-microsoft-com:office:office" xmlns:oel="http://schemas.microsoft.com/office/2019/extlst" xmlns:r="http://schemas.openxmlformats.org/officeDocument/2006/relationships" xmlns:m="http://schemas.openxmlformats.org/officeDocument/2006/math" xmlns:v="urn:schemas-microsoft-com:vml" xmlns:wp14="http://schemas.microsoft.com/office/word/2010/wordprocessingDrawing" xmlns:wp="http://schemas.openxmlformats.org/drawingml/2006/wordprocessingDrawing" xmlns:w10="urn:schemas-microsoft-com:office:word" xmlns:w="http://schemas.openxmlformats.org/wordprocessingml/2006/main" xmlns:w14="http://schemas.microsoft.com/office/word/2010/wordml" xmlns:w15="http://schemas.microsoft.com/office/word/2012/wordml" xmlns:w16cex="http://schemas.microsoft.com/office/word/2018/wordml/cex" xmlns:w16cid="http://schemas.microsoft.com/office/word/2016/wordml/cid" xmlns:w16="http://schemas.microsoft.com/office/word/2018/wordml" xmlns:w16du="http://schemas.microsoft.com/office/word/2023/wordml/word16du" xmlns:w16sdtdh="http://schemas.microsoft.com/office/word/2020/wordml/sdtdatahash" xmlns:w16sdtfl="http://schemas.microsoft.com/office/word/2024/wordml/sdtformatlock" xmlns:w16se="http://schemas.microsoft.com/office/word/2015/wordml/symex" xmlns:wpg="http://schemas.microsoft.com/office/word/2010/wordprocessingGroup" xmlns:wpi="http://schemas.microsoft.com/office/word/2010/wordprocessingInk" xmlns:wne="http://schemas.microsoft.com/office/word/2006/wordml" xmlns:wps="http://schemas.microsoft.com/office/word/2010/wordprocessingShape" mc:Ignorable="w14 w15 w16se w16cid w16 w16cex w16sdtdh w16sdtfl w16du wp14">
   <w:abstractNum w:abstractNumId="0" w15:restartNumberingAfterBreak="0">
+    <w:nsid w:val="05F373A2"/>
+    <w:multiLevelType w:val="multilevel"/>
+    <w:tmpl w:val="C1ECF7B4"/>
+    <w:lvl w:ilvl="0">
+      <w:start w:val="1"/>
+      <w:numFmt w:val="bullet"/>
+      <w:lvlText w:val=""/>
+      <w:lvlJc w:val="left"/>
+      <w:pPr>
+        <w:tabs>
+          <w:tab w:val="num" w:pos="720"/>
+        </w:tabs>
+        <w:ind w:left="720" w:hanging="360"/>
+      </w:pPr>
+      <w:rPr>
+        <w:rFonts w:ascii="Symbol" w:hAnsi="Symbol" w:hint="default"/>
+        <w:sz w:val="20"/>
+      </w:rPr>
+    </w:lvl>
+    <w:lvl w:ilvl="1" w:tentative="1">
+      <w:start w:val="1"/>
+      <w:numFmt w:val="bullet"/>
+      <w:lvlText w:val="o"/>
+      <w:lvlJc w:val="left"/>
+      <w:pPr>
+        <w:tabs>
+          <w:tab w:val="num" w:pos="1440"/>
+        </w:tabs>
+        <w:ind w:left="1440" w:hanging="360"/>
+      </w:pPr>
+      <w:rPr>
+        <w:rFonts w:ascii="Courier New" w:hAnsi="Courier New" w:hint="default"/>
+        <w:sz w:val="20"/>
+      </w:rPr>
+    </w:lvl>
+    <w:lvl w:ilvl="2" w:tentative="1">
+      <w:start w:val="1"/>
+      <w:numFmt w:val="bullet"/>
+      <w:lvlText w:val=""/>
+      <w:lvlJc w:val="left"/>
+      <w:pPr>
+        <w:tabs>
+          <w:tab w:val="num" w:pos="2160"/>
+        </w:tabs>
+        <w:ind w:left="2160" w:hanging="360"/>
+      </w:pPr>
+      <w:rPr>
+        <w:rFonts w:ascii="Wingdings" w:hAnsi="Wingdings" w:hint="default"/>
+        <w:sz w:val="20"/>
+      </w:rPr>
+    </w:lvl>
+    <w:lvl w:ilvl="3" w:tentative="1">
+      <w:start w:val="1"/>
+      <w:numFmt w:val="bullet"/>
+      <w:lvlText w:val=""/>
+      <w:lvlJc w:val="left"/>
+      <w:pPr>
+        <w:tabs>
+          <w:tab w:val="num" w:pos="2880"/>
+        </w:tabs>
+        <w:ind w:left="2880" w:hanging="360"/>
+      </w:pPr>
+      <w:rPr>
+        <w:rFonts w:ascii="Wingdings" w:hAnsi="Wingdings" w:hint="default"/>
+        <w:sz w:val="20"/>
+      </w:rPr>
+    </w:lvl>
+    <w:lvl w:ilvl="4" w:tentative="1">
+      <w:start w:val="1"/>
+      <w:numFmt w:val="bullet"/>
+      <w:lvlText w:val=""/>
+      <w:lvlJc w:val="left"/>
+      <w:pPr>
+        <w:tabs>
+          <w:tab w:val="num" w:pos="3600"/>
+        </w:tabs>
+        <w:ind w:left="3600" w:hanging="360"/>
+      </w:pPr>
+      <w:rPr>
+        <w:rFonts w:ascii="Wingdings" w:hAnsi="Wingdings" w:hint="default"/>
+        <w:sz w:val="20"/>
+      </w:rPr>
+    </w:lvl>
+    <w:lvl w:ilvl="5" w:tentative="1">
+      <w:start w:val="1"/>
+      <w:numFmt w:val="bullet"/>
+      <w:lvlText w:val=""/>
+      <w:lvlJc w:val="left"/>
+      <w:pPr>
+        <w:tabs>
+          <w:tab w:val="num" w:pos="4320"/>
+        </w:tabs>
+        <w:ind w:left="4320" w:hanging="360"/>
+      </w:pPr>
+      <w:rPr>
+        <w:rFonts w:ascii="Wingdings" w:hAnsi="Wingdings" w:hint="default"/>
+        <w:sz w:val="20"/>
+      </w:rPr>
+    </w:lvl>
+    <w:lvl w:ilvl="6" w:tentative="1">
+      <w:start w:val="1"/>
+      <w:numFmt w:val="bullet"/>
+      <w:lvlText w:val=""/>
+      <w:lvlJc w:val="left"/>
+      <w:pPr>
+        <w:tabs>
+          <w:tab w:val="num" w:pos="5040"/>
+        </w:tabs>
+        <w:ind w:left="5040" w:hanging="360"/>
+      </w:pPr>
+      <w:rPr>
+        <w:rFonts w:ascii="Wingdings" w:hAnsi="Wingdings" w:hint="default"/>
+        <w:sz w:val="20"/>
+      </w:rPr>
+    </w:lvl>
+    <w:lvl w:ilvl="7" w:tentative="1">
+      <w:start w:val="1"/>
+      <w:numFmt w:val="bullet"/>
+      <w:lvlText w:val=""/>
+      <w:lvlJc w:val="left"/>
+      <w:pPr>
+        <w:tabs>
+          <w:tab w:val="num" w:pos="5760"/>
+        </w:tabs>
+        <w:ind w:left="5760" w:hanging="360"/>
+      </w:pPr>
+      <w:rPr>
+        <w:rFonts w:ascii="Wingdings" w:hAnsi="Wingdings" w:hint="default"/>
+        <w:sz w:val="20"/>
+      </w:rPr>
+    </w:lvl>
+    <w:lvl w:ilvl="8" w:tentative="1">
+      <w:start w:val="1"/>
+      <w:numFmt w:val="bullet"/>
+      <w:lvlText w:val=""/>
+      <w:lvlJc w:val="left"/>
+      <w:pPr>
+        <w:tabs>
+          <w:tab w:val="num" w:pos="6480"/>
+        </w:tabs>
+        <w:ind w:left="6480" w:hanging="360"/>
+      </w:pPr>
+      <w:rPr>
+        <w:rFonts w:ascii="Wingdings" w:hAnsi="Wingdings" w:hint="default"/>
+        <w:sz w:val="20"/>
+      </w:rPr>
+    </w:lvl>
+  </w:abstractNum>
+  <w:abstractNum w:abstractNumId="1" w15:restartNumberingAfterBreak="0">
     <w:nsid w:val="168E6F19"/>
     <w:multiLevelType w:val="hybridMultilevel"/>
     <w:tmpl w:val="5482899A"/>
@@ -2094,7 +4680,7 @@
       </w:pPr>
     </w:lvl>
   </w:abstractNum>
-  <w:abstractNum w:abstractNumId="1" w15:restartNumberingAfterBreak="0">
+  <w:abstractNum w:abstractNumId="2" w15:restartNumberingAfterBreak="0">
     <w:nsid w:val="2FB436A2"/>
     <w:multiLevelType w:val="hybridMultilevel"/>
     <w:tmpl w:val="39889C8E"/>
@@ -2207,7 +4793,7 @@
       </w:rPr>
     </w:lvl>
   </w:abstractNum>
-  <w:abstractNum w:abstractNumId="2" w15:restartNumberingAfterBreak="0">
+  <w:abstractNum w:abstractNumId="3" w15:restartNumberingAfterBreak="0">
     <w:nsid w:val="335617FE"/>
     <w:multiLevelType w:val="multilevel"/>
     <w:tmpl w:val="5A0613EA"/>
@@ -2320,7 +4906,7 @@
       </w:rPr>
     </w:lvl>
   </w:abstractNum>
-  <w:abstractNum w:abstractNumId="3" w15:restartNumberingAfterBreak="0">
+  <w:abstractNum w:abstractNumId="4" w15:restartNumberingAfterBreak="0">
     <w:nsid w:val="35A96499"/>
     <w:multiLevelType w:val="hybridMultilevel"/>
     <w:tmpl w:val="0D862136"/>
@@ -2409,7 +4995,7 @@
       </w:pPr>
     </w:lvl>
   </w:abstractNum>
-  <w:abstractNum w:abstractNumId="4" w15:restartNumberingAfterBreak="0">
+  <w:abstractNum w:abstractNumId="5" w15:restartNumberingAfterBreak="0">
     <w:nsid w:val="3F9A35D7"/>
     <w:multiLevelType w:val="multilevel"/>
     <w:tmpl w:val="4B90366E"/>
@@ -2522,7 +5108,7 @@
       </w:rPr>
     </w:lvl>
   </w:abstractNum>
-  <w:abstractNum w:abstractNumId="5" w15:restartNumberingAfterBreak="0">
+  <w:abstractNum w:abstractNumId="6" w15:restartNumberingAfterBreak="0">
     <w:nsid w:val="4CF2273D"/>
     <w:multiLevelType w:val="hybridMultilevel"/>
     <w:tmpl w:val="01F2004C"/>
@@ -2611,7 +5197,7 @@
       </w:pPr>
     </w:lvl>
   </w:abstractNum>
-  <w:abstractNum w:abstractNumId="6" w15:restartNumberingAfterBreak="0">
+  <w:abstractNum w:abstractNumId="7" w15:restartNumberingAfterBreak="0">
     <w:nsid w:val="61F6573F"/>
     <w:multiLevelType w:val="multilevel"/>
     <w:tmpl w:val="AE0A5B5C"/>
@@ -2724,7 +5310,7 @@
       </w:rPr>
     </w:lvl>
   </w:abstractNum>
-  <w:abstractNum w:abstractNumId="7" w15:restartNumberingAfterBreak="0">
+  <w:abstractNum w:abstractNumId="8" w15:restartNumberingAfterBreak="0">
     <w:nsid w:val="6C9B5388"/>
     <w:multiLevelType w:val="hybridMultilevel"/>
     <w:tmpl w:val="D89212E6"/>
@@ -2813,7 +5399,7 @@
       </w:pPr>
     </w:lvl>
   </w:abstractNum>
-  <w:abstractNum w:abstractNumId="8" w15:restartNumberingAfterBreak="0">
+  <w:abstractNum w:abstractNumId="9" w15:restartNumberingAfterBreak="0">
     <w:nsid w:val="71D13723"/>
     <w:multiLevelType w:val="multilevel"/>
     <w:tmpl w:val="0D4EC2B8"/>
@@ -2927,31 +5513,34 @@
     </w:lvl>
   </w:abstractNum>
   <w:num w:numId="1" w16cid:durableId="1029986501">
-    <w:abstractNumId w:val="0"/>
+    <w:abstractNumId w:val="1"/>
   </w:num>
   <w:num w:numId="2" w16cid:durableId="2008098039">
+    <w:abstractNumId w:val="4"/>
+  </w:num>
+  <w:num w:numId="3" w16cid:durableId="1180244290">
+    <w:abstractNumId w:val="2"/>
+  </w:num>
+  <w:num w:numId="4" w16cid:durableId="813909010">
+    <w:abstractNumId w:val="7"/>
+  </w:num>
+  <w:num w:numId="5" w16cid:durableId="1337223600">
+    <w:abstractNumId w:val="5"/>
+  </w:num>
+  <w:num w:numId="6" w16cid:durableId="1297175663">
+    <w:abstractNumId w:val="8"/>
+  </w:num>
+  <w:num w:numId="7" w16cid:durableId="572661350">
     <w:abstractNumId w:val="3"/>
   </w:num>
-  <w:num w:numId="3" w16cid:durableId="1180244290">
-    <w:abstractNumId w:val="1"/>
-  </w:num>
-  <w:num w:numId="4" w16cid:durableId="813909010">
+  <w:num w:numId="8" w16cid:durableId="625620011">
     <w:abstractNumId w:val="6"/>
   </w:num>
-  <w:num w:numId="5" w16cid:durableId="1337223600">
-    <w:abstractNumId w:val="4"/>
+  <w:num w:numId="9" w16cid:durableId="1612396975">
+    <w:abstractNumId w:val="9"/>
   </w:num>
-  <w:num w:numId="6" w16cid:durableId="1297175663">
-    <w:abstractNumId w:val="7"/>
-  </w:num>
-  <w:num w:numId="7" w16cid:durableId="572661350">
-    <w:abstractNumId w:val="2"/>
-  </w:num>
-  <w:num w:numId="8" w16cid:durableId="625620011">
-    <w:abstractNumId w:val="5"/>
-  </w:num>
-  <w:num w:numId="9" w16cid:durableId="1612396975">
-    <w:abstractNumId w:val="8"/>
+  <w:num w:numId="10" w16cid:durableId="549851937">
+    <w:abstractNumId w:val="0"/>
   </w:num>
 </w:numbering>
 </file>
@@ -3389,7 +5978,6 @@
   <w:style w:type="character" w:default="1" w:styleId="Fontepargpadro">
     <w:name w:val="Default Paragraph Font"/>
     <w:uiPriority w:val="1"/>
-    <w:semiHidden/>
     <w:unhideWhenUsed/>
   </w:style>
   <w:style w:type="table" w:default="1" w:styleId="Tabelanormal">
@@ -3437,6 +6025,53 @@
       <w:ind w:left="720"/>
       <w:contextualSpacing/>
     </w:pPr>
+  </w:style>
+  <w:style w:type="paragraph" w:styleId="NormalWeb">
+    <w:name w:val="Normal (Web)"/>
+    <w:basedOn w:val="Normal"/>
+    <w:uiPriority w:val="99"/>
+    <w:semiHidden/>
+    <w:unhideWhenUsed/>
+    <w:rsid w:val="00A9271F"/>
+    <w:pPr>
+      <w:spacing w:before="100" w:beforeAutospacing="1" w:after="100" w:afterAutospacing="1" w:line="240" w:lineRule="auto"/>
+      <w:ind w:firstLine="0"/>
+    </w:pPr>
+    <w:rPr>
+      <w:rFonts w:ascii="Times New Roman" w:eastAsia="Times New Roman" w:hAnsi="Times New Roman" w:cs="Times New Roman"/>
+      <w:szCs w:val="24"/>
+      <w:lang w:eastAsia="pt-BR"/>
+    </w:rPr>
+  </w:style>
+  <w:style w:type="character" w:styleId="Forte">
+    <w:name w:val="Strong"/>
+    <w:basedOn w:val="Fontepargpadro"/>
+    <w:uiPriority w:val="22"/>
+    <w:qFormat/>
+    <w:rsid w:val="00A9271F"/>
+    <w:rPr>
+      <w:b/>
+      <w:bCs/>
+    </w:rPr>
+  </w:style>
+  <w:style w:type="table" w:styleId="Tabelacomgrade">
+    <w:name w:val="Table Grid"/>
+    <w:basedOn w:val="Tabelanormal"/>
+    <w:uiPriority w:val="39"/>
+    <w:rsid w:val="00AD30B3"/>
+    <w:pPr>
+      <w:spacing w:after="0" w:line="240" w:lineRule="auto"/>
+    </w:pPr>
+    <w:tblPr>
+      <w:tblBorders>
+        <w:top w:val="single" w:sz="4" w:space="0" w:color="auto"/>
+        <w:left w:val="single" w:sz="4" w:space="0" w:color="auto"/>
+        <w:bottom w:val="single" w:sz="4" w:space="0" w:color="auto"/>
+        <w:right w:val="single" w:sz="4" w:space="0" w:color="auto"/>
+        <w:insideH w:val="single" w:sz="4" w:space="0" w:color="auto"/>
+        <w:insideV w:val="single" w:sz="4" w:space="0" w:color="auto"/>
+      </w:tblBorders>
+    </w:tblPr>
   </w:style>
 </w:styles>
 </file>
